--- a/COURSE_3/TPaD_DB/LW/LW_Completed/LW_3/PW3.docx
+++ b/COURSE_3/TPaD_DB/LW/LW_Completed/LW_3/PW3.docx
@@ -1,6 +1,6 @@
 
 <file path=word/document.xml><?xml version="1.0" encoding="utf-8"?>
-<w:document xmlns:wpc="http://schemas.microsoft.com/office/word/2010/wordprocessingCanvas" xmlns:cx="http://schemas.microsoft.com/office/drawing/2014/chartex" xmlns:cx1="http://schemas.microsoft.com/office/drawing/2015/9/8/chartex" xmlns:cx2="http://schemas.microsoft.com/office/drawing/2015/10/21/chartex" xmlns:cx3="http://schemas.microsoft.com/office/drawing/2016/5/9/chartex" xmlns:cx4="http://schemas.microsoft.com/office/drawing/2016/5/10/chartex" xmlns:cx5="http://schemas.microsoft.com/office/drawing/2016/5/11/chartex" xmlns:cx6="http://schemas.microsoft.com/office/drawing/2016/5/12/chartex" xmlns:cx7="http://schemas.microsoft.com/office/drawing/2016/5/13/chartex" xmlns:cx8="http://schemas.microsoft.com/office/drawing/2016/5/14/chartex" xmlns:mc="http://schemas.openxmlformats.org/markup-compatibility/2006" xmlns:aink="http://schemas.microsoft.com/office/drawing/2016/ink" xmlns:am3d="http://schemas.microsoft.com/office/drawing/2017/model3d" xmlns:o="urn:schemas-microsoft-com:office:office" xmlns:oel="http://schemas.microsoft.com/office/2019/extlst" xmlns:r="http://schemas.openxmlformats.org/officeDocument/2006/relationships" xmlns:m="http://schemas.openxmlformats.org/officeDocument/2006/math" xmlns:v="urn:schemas-microsoft-com:vml" xmlns:wp14="http://schemas.microsoft.com/office/word/2010/wordprocessingDrawing" xmlns:wp="http://schemas.openxmlformats.org/drawingml/2006/wordprocessingDrawing" xmlns:w10="urn:schemas-microsoft-com:office:word" xmlns:w="http://schemas.openxmlformats.org/wordprocessingml/2006/main" xmlns:w14="http://schemas.microsoft.com/office/word/2010/wordml" xmlns:w15="http://schemas.microsoft.com/office/word/2012/wordml" xmlns:w16cex="http://schemas.microsoft.com/office/word/2018/wordml/cex" xmlns:w16cid="http://schemas.microsoft.com/office/word/2016/wordml/cid" xmlns:w16="http://schemas.microsoft.com/office/word/2018/wordml" xmlns:w16du="http://schemas.microsoft.com/office/word/2023/wordml/word16du" xmlns:w16sdtdh="http://schemas.microsoft.com/office/word/2020/wordml/sdtdatahash" xmlns:w16sdtfl="http://schemas.microsoft.com/office/word/2024/wordml/sdtformatlock" xmlns:w16se="http://schemas.microsoft.com/office/word/2015/wordml/symex" xmlns:wpg="http://schemas.microsoft.com/office/word/2010/wordprocessingGroup" xmlns:wpi="http://schemas.microsoft.com/office/word/2010/wordprocessingInk" xmlns:wne="http://schemas.microsoft.com/office/word/2006/wordml" xmlns:wps="http://schemas.microsoft.com/office/word/2010/wordprocessingShape" mc:Ignorable="w14 w15 w16se w16cid w16 w16cex w16sdtdh w16sdtfl w16du wp14">
+<w:document xmlns:wpc="http://schemas.microsoft.com/office/word/2010/wordprocessingCanvas" xmlns:cx="http://schemas.microsoft.com/office/drawing/2014/chartex" xmlns:cx1="http://schemas.microsoft.com/office/drawing/2015/9/8/chartex" xmlns:cx2="http://schemas.microsoft.com/office/drawing/2015/10/21/chartex" xmlns:cx3="http://schemas.microsoft.com/office/drawing/2016/5/9/chartex" xmlns:cx4="http://schemas.microsoft.com/office/drawing/2016/5/10/chartex" xmlns:cx5="http://schemas.microsoft.com/office/drawing/2016/5/11/chartex" xmlns:cx6="http://schemas.microsoft.com/office/drawing/2016/5/12/chartex" xmlns:cx7="http://schemas.microsoft.com/office/drawing/2016/5/13/chartex" xmlns:cx8="http://schemas.microsoft.com/office/drawing/2016/5/14/chartex" xmlns:mc="http://schemas.openxmlformats.org/markup-compatibility/2006" xmlns:aink="http://schemas.microsoft.com/office/drawing/2016/ink" xmlns:am3d="http://schemas.microsoft.com/office/drawing/2017/model3d" xmlns:o="urn:schemas-microsoft-com:office:office" xmlns:oel="http://schemas.microsoft.com/office/2019/extlst" xmlns:r="http://schemas.openxmlformats.org/officeDocument/2006/relationships" xmlns:m="http://schemas.openxmlformats.org/officeDocument/2006/math" xmlns:v="urn:schemas-microsoft-com:vml" xmlns:wp14="http://schemas.microsoft.com/office/word/2010/wordprocessingDrawing" xmlns:wp="http://schemas.openxmlformats.org/drawingml/2006/wordprocessingDrawing" xmlns:w10="urn:schemas-microsoft-com:office:word" xmlns:w="http://schemas.openxmlformats.org/wordprocessingml/2006/main" xmlns:w14="http://schemas.microsoft.com/office/word/2010/wordml" xmlns:w15="http://schemas.microsoft.com/office/word/2012/wordml" xmlns:w16cex="http://schemas.microsoft.com/office/word/2018/wordml/cex" xmlns:w16cid="http://schemas.microsoft.com/office/word/2016/wordml/cid" xmlns:w16="http://schemas.microsoft.com/office/word/2018/wordml" xmlns:w16sdtdh="http://schemas.microsoft.com/office/word/2020/wordml/sdtdatahash" xmlns:w16se="http://schemas.microsoft.com/office/word/2015/wordml/symex" xmlns:wpg="http://schemas.microsoft.com/office/word/2010/wordprocessingGroup" xmlns:wpi="http://schemas.microsoft.com/office/word/2010/wordprocessingInk" xmlns:wne="http://schemas.microsoft.com/office/word/2006/wordml" xmlns:wps="http://schemas.microsoft.com/office/word/2010/wordprocessingShape" mc:Ignorable="w14 w15 w16se w16cid w16 w16cex w16sdtdh wp14">
   <w:body>
     <w:p>
       <w:pPr>
@@ -320,12 +320,12 @@
         <w:tblLook w:val="04A0" w:firstRow="1" w:lastRow="0" w:firstColumn="1" w:lastColumn="0" w:noHBand="0" w:noVBand="1"/>
       </w:tblPr>
       <w:tblGrid>
-        <w:gridCol w:w="1472"/>
-        <w:gridCol w:w="1599"/>
-        <w:gridCol w:w="1472"/>
-        <w:gridCol w:w="1472"/>
-        <w:gridCol w:w="901"/>
-        <w:gridCol w:w="1709"/>
+        <w:gridCol w:w="1560"/>
+        <w:gridCol w:w="1236"/>
+        <w:gridCol w:w="1559"/>
+        <w:gridCol w:w="1559"/>
+        <w:gridCol w:w="1072"/>
+        <w:gridCol w:w="1639"/>
       </w:tblGrid>
       <w:tr>
         <w:tc>
@@ -614,7 +614,6 @@
                 <w:szCs w:val="24"/>
                 <w:lang w:val="en-US"/>
               </w:rPr>
-              <w:lastRenderedPageBreak/>
               <w:t>Date</w:t>
             </w:r>
             <w:r>
@@ -650,18 +649,17 @@
                 <w:szCs w:val="28"/>
                 <w:lang w:val="ru-RU"/>
               </w:rPr>
+              <w:t>Базовые данные о челове</w:t>
+            </w:r>
+            <w:r>
+              <w:rPr>
+                <w:rFonts w:asciiTheme="minorHAnsi" w:eastAsia="Times New Roman" w:hAnsiTheme="minorHAnsi" w:cs="Times New Roman"/>
+                <w:sz w:val="28"/>
+                <w:szCs w:val="28"/>
+                <w:lang w:val="ru-RU"/>
+              </w:rPr>
               <w:lastRenderedPageBreak/>
-              <w:t xml:space="preserve">Базовые данные о человеке для рабочего </w:t>
-            </w:r>
-            <w:r>
-              <w:rPr>
-                <w:rFonts w:asciiTheme="minorHAnsi" w:eastAsia="Times New Roman" w:hAnsiTheme="minorHAnsi" w:cs="Times New Roman"/>
-                <w:sz w:val="28"/>
-                <w:szCs w:val="28"/>
-                <w:lang w:val="ru-RU"/>
-              </w:rPr>
-              <w:lastRenderedPageBreak/>
-              <w:t xml:space="preserve">взаимодействия с ним в рамках </w:t>
+              <w:t xml:space="preserve">ке для рабочего взаимодействия с ним в рамках </w:t>
             </w:r>
             <w:r>
               <w:rPr>
@@ -922,7 +920,7 @@
                 <w:sz w:val="24"/>
                 <w:szCs w:val="24"/>
                 <w:u w:val="single"/>
-                <w:lang w:val="ru-RU"/>
+                <w:lang w:val="en-US"/>
               </w:rPr>
             </w:pPr>
             <w:proofErr w:type="spellStart"/>
@@ -980,6 +978,7 @@
                 <w:iCs/>
                 <w:sz w:val="24"/>
                 <w:szCs w:val="24"/>
+                <w:u w:val="single"/>
                 <w:lang w:val="ru-RU"/>
               </w:rPr>
             </w:pPr>
@@ -1420,7 +1419,17 @@
                 <w:szCs w:val="28"/>
                 <w:lang w:val="ru-RU"/>
               </w:rPr>
-              <w:t xml:space="preserve">Использование минимальности идентификации через </w:t>
+              <w:t xml:space="preserve">Использование минимальности </w:t>
+            </w:r>
+            <w:r>
+              <w:rPr>
+                <w:rFonts w:asciiTheme="minorHAnsi" w:eastAsia="Times New Roman" w:hAnsiTheme="minorHAnsi" w:cs="Times New Roman"/>
+                <w:sz w:val="28"/>
+                <w:szCs w:val="28"/>
+                <w:lang w:val="ru-RU"/>
+              </w:rPr>
+              <w:lastRenderedPageBreak/>
+              <w:t xml:space="preserve">идентификации через </w:t>
             </w:r>
             <w:proofErr w:type="spellStart"/>
             <w:r>
@@ -1434,7 +1443,6 @@
                 <w:szCs w:val="24"/>
                 <w:u w:val="single"/>
               </w:rPr>
-              <w:lastRenderedPageBreak/>
               <w:t>IDHuman</w:t>
             </w:r>
             <w:proofErr w:type="spellEnd"/>
@@ -1478,7 +1486,7 @@
                 <w:iCs/>
                 <w:sz w:val="24"/>
                 <w:szCs w:val="24"/>
-                <w:lang w:val="en-US"/>
+                <w:lang w:val="ru-RU"/>
               </w:rPr>
             </w:pPr>
             <w:proofErr w:type="spellStart"/>
@@ -1675,13 +1683,111 @@
           <w:p>
             <w:pPr>
               <w:spacing w:before="240"/>
-              <w:rPr>
-                <w:rFonts w:asciiTheme="minorHAnsi" w:eastAsia="Times New Roman" w:hAnsiTheme="minorHAnsi" w:cs="Times New Roman"/>
-                <w:sz w:val="28"/>
-                <w:szCs w:val="28"/>
-                <w:lang w:val="ru-RU"/>
-              </w:rPr>
-            </w:pPr>
+              <w:jc w:val="center"/>
+              <w:rPr>
+                <w:rFonts w:asciiTheme="minorHAnsi" w:eastAsia="Times New Roman" w:hAnsiTheme="minorHAnsi" w:cs="Times New Roman"/>
+                <w:b/>
+                <w:bCs/>
+                <w:sz w:val="28"/>
+                <w:szCs w:val="28"/>
+                <w:lang w:val="en-US"/>
+              </w:rPr>
+            </w:pPr>
+            <w:r>
+              <w:rPr>
+                <w:rFonts w:asciiTheme="minorHAnsi" w:eastAsia="Times New Roman" w:hAnsiTheme="minorHAnsi" w:cs="Times New Roman"/>
+                <w:b/>
+                <w:bCs/>
+                <w:sz w:val="28"/>
+                <w:szCs w:val="28"/>
+                <w:lang w:val="en-US"/>
+              </w:rPr>
+              <w:lastRenderedPageBreak/>
+              <w:t>Session</w:t>
+            </w:r>
+          </w:p>
+          <w:p>
+            <w:pPr>
+              <w:rPr>
+                <w:rFonts w:asciiTheme="minorHAnsi" w:eastAsia="Times New Roman" w:hAnsiTheme="minorHAnsi" w:cs="Times New Roman"/>
+                <w:b/>
+                <w:bCs/>
+                <w:i/>
+                <w:iCs/>
+                <w:sz w:val="28"/>
+                <w:szCs w:val="28"/>
+                <w:lang w:val="en-US"/>
+              </w:rPr>
+            </w:pPr>
+            <w:proofErr w:type="spellStart"/>
+            <w:r>
+              <w:rPr>
+                <w:rFonts w:asciiTheme="minorHAnsi" w:eastAsia="Times New Roman" w:hAnsiTheme="minorHAnsi" w:cs="Times New Roman"/>
+                <w:b/>
+                <w:bCs/>
+                <w:i/>
+                <w:iCs/>
+                <w:sz w:val="28"/>
+                <w:szCs w:val="28"/>
+                <w:u w:val="single"/>
+              </w:rPr>
+              <w:t>ID</w:t>
+            </w:r>
+            <w:r>
+              <w:rPr>
+                <w:rFonts w:asciiTheme="minorHAnsi" w:eastAsia="Times New Roman" w:hAnsiTheme="minorHAnsi" w:cs="Times New Roman"/>
+                <w:b/>
+                <w:bCs/>
+                <w:i/>
+                <w:iCs/>
+                <w:sz w:val="28"/>
+                <w:szCs w:val="28"/>
+              </w:rPr>
+              <w:t>SessionIDHall</w:t>
+            </w:r>
+            <w:proofErr w:type="spellEnd"/>
+          </w:p>
+          <w:p>
+            <w:pPr>
+              <w:rPr>
+                <w:rFonts w:asciiTheme="minorHAnsi" w:eastAsia="Times New Roman" w:hAnsiTheme="minorHAnsi" w:cs="Times New Roman"/>
+                <w:i/>
+                <w:iCs/>
+                <w:sz w:val="28"/>
+                <w:szCs w:val="28"/>
+                <w:lang w:val="en-US"/>
+              </w:rPr>
+            </w:pPr>
+            <w:proofErr w:type="spellStart"/>
+            <w:r>
+              <w:rPr>
+                <w:rFonts w:asciiTheme="minorHAnsi" w:eastAsia="Times New Roman" w:hAnsiTheme="minorHAnsi" w:cs="Times New Roman"/>
+                <w:i/>
+                <w:iCs/>
+                <w:sz w:val="28"/>
+                <w:szCs w:val="28"/>
+              </w:rPr>
+              <w:t>Theme</w:t>
+            </w:r>
+            <w:proofErr w:type="spellEnd"/>
+          </w:p>
+          <w:p>
+            <w:pPr>
+              <w:rPr>
+                <w:rFonts w:asciiTheme="minorHAnsi" w:eastAsia="Times New Roman" w:hAnsiTheme="minorHAnsi" w:cs="Times New Roman"/>
+                <w:sz w:val="28"/>
+                <w:szCs w:val="28"/>
+                <w:lang w:val="en-US"/>
+              </w:rPr>
+            </w:pPr>
+            <w:r>
+              <w:rPr>
+                <w:rFonts w:asciiTheme="minorHAnsi" w:eastAsia="Times New Roman" w:hAnsiTheme="minorHAnsi" w:cs="Times New Roman"/>
+                <w:sz w:val="28"/>
+                <w:szCs w:val="28"/>
+              </w:rPr>
+              <w:t>Time</w:t>
+            </w:r>
           </w:p>
         </w:tc>
         <w:tc>
@@ -1698,6 +1804,15 @@
                 <w:lang w:val="ru-RU"/>
               </w:rPr>
             </w:pPr>
+            <w:r>
+              <w:rPr>
+                <w:rFonts w:asciiTheme="minorHAnsi" w:eastAsia="Times New Roman" w:hAnsiTheme="minorHAnsi" w:cs="Times New Roman"/>
+                <w:sz w:val="28"/>
+                <w:szCs w:val="28"/>
+                <w:lang w:val="ru-RU"/>
+              </w:rPr>
+              <w:t xml:space="preserve">В сессии указывается необходимая информация для её посещения </w:t>
+            </w:r>
           </w:p>
         </w:tc>
         <w:tc>
@@ -1706,14 +1821,54 @@
           </w:tcPr>
           <w:p>
             <w:pPr>
-              <w:spacing w:before="240"/>
-              <w:rPr>
-                <w:rFonts w:asciiTheme="minorHAnsi" w:eastAsia="Times New Roman" w:hAnsiTheme="minorHAnsi" w:cs="Times New Roman"/>
-                <w:sz w:val="28"/>
-                <w:szCs w:val="28"/>
-                <w:lang w:val="ru-RU"/>
-              </w:rPr>
-            </w:pPr>
+              <w:rPr>
+                <w:rFonts w:asciiTheme="minorHAnsi" w:eastAsia="Times New Roman" w:hAnsiTheme="minorHAnsi" w:cs="Times New Roman"/>
+                <w:b/>
+                <w:bCs/>
+                <w:i/>
+                <w:iCs/>
+                <w:sz w:val="28"/>
+                <w:szCs w:val="28"/>
+                <w:lang w:val="en-US"/>
+              </w:rPr>
+            </w:pPr>
+            <w:proofErr w:type="spellStart"/>
+            <w:r>
+              <w:rPr>
+                <w:rFonts w:asciiTheme="minorHAnsi" w:eastAsia="Times New Roman" w:hAnsiTheme="minorHAnsi" w:cs="Times New Roman"/>
+                <w:b/>
+                <w:bCs/>
+                <w:i/>
+                <w:iCs/>
+                <w:sz w:val="28"/>
+                <w:szCs w:val="28"/>
+                <w:u w:val="single"/>
+              </w:rPr>
+              <w:t>ID</w:t>
+            </w:r>
+            <w:r>
+              <w:rPr>
+                <w:rFonts w:asciiTheme="minorHAnsi" w:eastAsia="Times New Roman" w:hAnsiTheme="minorHAnsi" w:cs="Times New Roman"/>
+                <w:b/>
+                <w:bCs/>
+                <w:i/>
+                <w:iCs/>
+                <w:sz w:val="28"/>
+                <w:szCs w:val="28"/>
+              </w:rPr>
+              <w:t>Session</w:t>
+            </w:r>
+            <w:r>
+              <w:rPr>
+                <w:rFonts w:asciiTheme="minorHAnsi" w:eastAsia="Times New Roman" w:hAnsiTheme="minorHAnsi" w:cs="Times New Roman"/>
+                <w:b/>
+                <w:bCs/>
+                <w:sz w:val="28"/>
+                <w:szCs w:val="28"/>
+              </w:rPr>
+              <w:t>IDHall</w:t>
+            </w:r>
+            <w:proofErr w:type="spellEnd"/>
           </w:p>
         </w:tc>
         <w:tc>
@@ -1725,9 +1880,51 @@
               <w:spacing w:before="240"/>
               <w:rPr>
                 <w:rFonts w:asciiTheme="minorHAnsi" w:eastAsia="Times New Roman" w:hAnsiTheme="minorHAnsi" w:cs="Times New Roman"/>
-                <w:sz w:val="28"/>
-                <w:szCs w:val="28"/>
-                <w:lang w:val="ru-RU"/>
+                <w:b/>
+                <w:bCs/>
+                <w:i/>
+                <w:iCs/>
+                <w:sz w:val="28"/>
+                <w:szCs w:val="28"/>
+                <w:lang w:val="en-US"/>
+              </w:rPr>
+            </w:pPr>
+            <w:proofErr w:type="spellStart"/>
+            <w:r>
+              <w:rPr>
+                <w:rFonts w:asciiTheme="minorHAnsi" w:eastAsia="Times New Roman" w:hAnsiTheme="minorHAnsi" w:cs="Times New Roman"/>
+                <w:b/>
+                <w:bCs/>
+                <w:i/>
+                <w:iCs/>
+                <w:sz w:val="28"/>
+                <w:szCs w:val="28"/>
+                <w:u w:val="single"/>
+              </w:rPr>
+              <w:t>ID</w:t>
+            </w:r>
+            <w:r>
+              <w:rPr>
+                <w:rFonts w:asciiTheme="minorHAnsi" w:eastAsia="Times New Roman" w:hAnsiTheme="minorHAnsi" w:cs="Times New Roman"/>
+                <w:b/>
+                <w:bCs/>
+                <w:i/>
+                <w:iCs/>
+                <w:sz w:val="28"/>
+                <w:szCs w:val="28"/>
+              </w:rPr>
+              <w:t>Session</w:t>
+            </w:r>
+            <w:proofErr w:type="spellEnd"/>
+          </w:p>
+          <w:p>
+            <w:pPr>
+              <w:spacing w:before="240"/>
+              <w:rPr>
+                <w:rFonts w:asciiTheme="minorHAnsi" w:eastAsia="Times New Roman" w:hAnsiTheme="minorHAnsi" w:cs="Times New Roman"/>
+                <w:sz w:val="28"/>
+                <w:szCs w:val="28"/>
+                <w:lang w:val="en-US"/>
               </w:rPr>
             </w:pPr>
           </w:p>
@@ -1746,6 +1943,18 @@
                 <w:lang w:val="ru-RU"/>
               </w:rPr>
             </w:pPr>
+            <w:proofErr w:type="spellStart"/>
+            <w:r>
+              <w:rPr>
+                <w:rFonts w:asciiTheme="minorHAnsi" w:eastAsia="Times New Roman" w:hAnsiTheme="minorHAnsi" w:cs="Times New Roman"/>
+                <w:b/>
+                <w:bCs/>
+                <w:sz w:val="28"/>
+                <w:szCs w:val="28"/>
+              </w:rPr>
+              <w:t>IDHall</w:t>
+            </w:r>
+            <w:proofErr w:type="spellEnd"/>
           </w:p>
         </w:tc>
         <w:tc>
@@ -1762,6 +1971,119 @@
                 <w:lang w:val="ru-RU"/>
               </w:rPr>
             </w:pPr>
+            <w:r>
+              <w:rPr>
+                <w:rFonts w:asciiTheme="minorHAnsi" w:eastAsia="Times New Roman" w:hAnsiTheme="minorHAnsi" w:cs="Times New Roman"/>
+                <w:sz w:val="28"/>
+                <w:szCs w:val="28"/>
+                <w:lang w:val="ru-RU"/>
+              </w:rPr>
+              <w:t xml:space="preserve">Идентификатор </w:t>
+            </w:r>
+            <w:r>
+              <w:rPr>
+                <w:rFonts w:asciiTheme="minorHAnsi" w:eastAsia="Times New Roman" w:hAnsiTheme="minorHAnsi" w:cs="Times New Roman"/>
+                <w:b/>
+                <w:bCs/>
+                <w:i/>
+                <w:iCs/>
+                <w:sz w:val="28"/>
+                <w:szCs w:val="28"/>
+                <w:lang w:val="ru-RU"/>
+              </w:rPr>
+              <w:t>(</w:t>
+            </w:r>
+            <w:proofErr w:type="spellStart"/>
+            <w:r>
+              <w:rPr>
+                <w:rFonts w:asciiTheme="minorHAnsi" w:eastAsia="Times New Roman" w:hAnsiTheme="minorHAnsi" w:cs="Times New Roman"/>
+                <w:b/>
+                <w:bCs/>
+                <w:i/>
+                <w:iCs/>
+                <w:sz w:val="28"/>
+                <w:szCs w:val="28"/>
+                <w:u w:val="single"/>
+              </w:rPr>
+              <w:t>ID</w:t>
+            </w:r>
+            <w:r>
+              <w:rPr>
+                <w:rFonts w:asciiTheme="minorHAnsi" w:eastAsia="Times New Roman" w:hAnsiTheme="minorHAnsi" w:cs="Times New Roman"/>
+                <w:b/>
+                <w:bCs/>
+                <w:i/>
+                <w:iCs/>
+                <w:sz w:val="28"/>
+                <w:szCs w:val="28"/>
+              </w:rPr>
+              <w:t>Session</w:t>
+            </w:r>
+            <w:proofErr w:type="spellEnd"/>
+            <w:r>
+              <w:rPr>
+                <w:rFonts w:asciiTheme="minorHAnsi" w:eastAsia="Times New Roman" w:hAnsiTheme="minorHAnsi" w:cs="Times New Roman"/>
+                <w:b/>
+                <w:bCs/>
+                <w:i/>
+                <w:iCs/>
+                <w:sz w:val="28"/>
+                <w:szCs w:val="28"/>
+                <w:lang w:val="ru-RU"/>
+              </w:rPr>
+              <w:t xml:space="preserve">) </w:t>
+            </w:r>
+            <w:r>
+              <w:rPr>
+                <w:rFonts w:asciiTheme="minorHAnsi" w:eastAsia="Times New Roman" w:hAnsiTheme="minorHAnsi" w:cs="Times New Roman"/>
+                <w:sz w:val="28"/>
+                <w:szCs w:val="28"/>
+                <w:lang w:val="ru-RU"/>
+              </w:rPr>
+              <w:t xml:space="preserve">- атрибут сущности, точно определяющий конкретный экземпляр. Использование минимальности </w:t>
+            </w:r>
+            <w:r>
+              <w:rPr>
+                <w:rFonts w:asciiTheme="minorHAnsi" w:eastAsia="Times New Roman" w:hAnsiTheme="minorHAnsi" w:cs="Times New Roman"/>
+                <w:sz w:val="28"/>
+                <w:szCs w:val="28"/>
+                <w:lang w:val="ru-RU"/>
+              </w:rPr>
+              <w:t xml:space="preserve">для идентификации через </w:t>
+            </w:r>
+            <w:proofErr w:type="spellStart"/>
+            <w:r>
+              <w:rPr>
+                <w:rFonts w:asciiTheme="minorHAnsi" w:eastAsia="Times New Roman" w:hAnsiTheme="minorHAnsi" w:cs="Times New Roman"/>
+                <w:b/>
+                <w:bCs/>
+                <w:i/>
+                <w:iCs/>
+                <w:sz w:val="28"/>
+                <w:szCs w:val="28"/>
+              </w:rPr>
+              <w:t>IDHall</w:t>
+            </w:r>
+            <w:proofErr w:type="spellEnd"/>
+            <w:r>
+              <w:rPr>
+                <w:rFonts w:asciiTheme="minorHAnsi" w:eastAsia="Times New Roman" w:hAnsiTheme="minorHAnsi" w:cs="Times New Roman"/>
+                <w:sz w:val="28"/>
+                <w:szCs w:val="28"/>
+                <w:lang w:val="ru-RU"/>
+              </w:rPr>
+              <w:t xml:space="preserve"> имеет смысл, т.к. </w:t>
+            </w:r>
+            <w:r>
+              <w:rPr>
+                <w:rFonts w:asciiTheme="minorHAnsi" w:eastAsia="Times New Roman" w:hAnsiTheme="minorHAnsi" w:cs="Times New Roman"/>
+                <w:sz w:val="28"/>
+                <w:szCs w:val="28"/>
+                <w:lang w:val="ru-RU"/>
+              </w:rPr>
+              <w:lastRenderedPageBreak/>
+              <w:t>в конкретных залах проходит конкретная сессия.</w:t>
+            </w:r>
           </w:p>
         </w:tc>
       </w:tr>
@@ -1773,13 +2095,95 @@
           <w:p>
             <w:pPr>
               <w:spacing w:before="240"/>
-              <w:rPr>
-                <w:rFonts w:asciiTheme="minorHAnsi" w:eastAsia="Times New Roman" w:hAnsiTheme="minorHAnsi" w:cs="Times New Roman"/>
-                <w:sz w:val="28"/>
-                <w:szCs w:val="28"/>
-                <w:lang w:val="ru-RU"/>
-              </w:rPr>
-            </w:pPr>
+              <w:jc w:val="center"/>
+              <w:rPr>
+                <w:rFonts w:asciiTheme="minorHAnsi" w:eastAsia="Times New Roman" w:hAnsiTheme="minorHAnsi" w:cs="Times New Roman"/>
+                <w:b/>
+                <w:bCs/>
+                <w:sz w:val="28"/>
+                <w:szCs w:val="28"/>
+                <w:lang w:val="en-US"/>
+              </w:rPr>
+            </w:pPr>
+            <w:r>
+              <w:rPr>
+                <w:rFonts w:asciiTheme="minorHAnsi" w:eastAsia="Times New Roman" w:hAnsiTheme="minorHAnsi" w:cs="Times New Roman"/>
+                <w:b/>
+                <w:bCs/>
+                <w:sz w:val="28"/>
+                <w:szCs w:val="28"/>
+                <w:lang w:val="en-US"/>
+              </w:rPr>
+              <w:lastRenderedPageBreak/>
+              <w:t>Hall</w:t>
+            </w:r>
+          </w:p>
+          <w:p>
+            <w:pPr>
+              <w:rPr>
+                <w:rFonts w:asciiTheme="minorHAnsi" w:eastAsia="Times New Roman" w:hAnsiTheme="minorHAnsi" w:cs="Times New Roman"/>
+                <w:b/>
+                <w:bCs/>
+                <w:i/>
+                <w:iCs/>
+                <w:sz w:val="28"/>
+                <w:szCs w:val="28"/>
+                <w:lang w:val="en-US"/>
+              </w:rPr>
+            </w:pPr>
+            <w:proofErr w:type="spellStart"/>
+            <w:r>
+              <w:rPr>
+                <w:rFonts w:asciiTheme="minorHAnsi" w:eastAsia="Times New Roman" w:hAnsiTheme="minorHAnsi" w:cs="Times New Roman"/>
+                <w:b/>
+                <w:bCs/>
+                <w:i/>
+                <w:iCs/>
+                <w:sz w:val="28"/>
+                <w:szCs w:val="28"/>
+                <w:lang w:val="en-US"/>
+              </w:rPr>
+              <w:t>IDHall</w:t>
+            </w:r>
+            <w:proofErr w:type="spellEnd"/>
+          </w:p>
+          <w:p>
+            <w:pPr>
+              <w:rPr>
+                <w:rFonts w:asciiTheme="minorHAnsi" w:eastAsia="Times New Roman" w:hAnsiTheme="minorHAnsi" w:cs="Times New Roman"/>
+                <w:sz w:val="28"/>
+                <w:szCs w:val="28"/>
+                <w:lang w:val="en-US"/>
+              </w:rPr>
+            </w:pPr>
+            <w:r>
+              <w:rPr>
+                <w:rFonts w:asciiTheme="minorHAnsi" w:eastAsia="Times New Roman" w:hAnsiTheme="minorHAnsi" w:cs="Times New Roman"/>
+                <w:sz w:val="28"/>
+                <w:szCs w:val="28"/>
+                <w:lang w:val="en-US"/>
+              </w:rPr>
+              <w:t>Quality of seats</w:t>
+            </w:r>
+          </w:p>
+          <w:p>
+            <w:pPr>
+              <w:rPr>
+                <w:rFonts w:asciiTheme="minorHAnsi" w:eastAsia="Times New Roman" w:hAnsiTheme="minorHAnsi" w:cs="Times New Roman"/>
+                <w:sz w:val="28"/>
+                <w:szCs w:val="28"/>
+                <w:lang w:val="en-US"/>
+              </w:rPr>
+            </w:pPr>
+            <w:r>
+              <w:rPr>
+                <w:rFonts w:asciiTheme="minorHAnsi" w:eastAsia="Times New Roman" w:hAnsiTheme="minorHAnsi" w:cs="Times New Roman"/>
+                <w:sz w:val="28"/>
+                <w:szCs w:val="28"/>
+                <w:lang w:val="en-US"/>
+              </w:rPr>
+              <w:t>Number</w:t>
+            </w:r>
           </w:p>
         </w:tc>
         <w:tc>
@@ -1796,6 +2200,15 @@
                 <w:lang w:val="ru-RU"/>
               </w:rPr>
             </w:pPr>
+            <w:r>
+              <w:rPr>
+                <w:rFonts w:asciiTheme="minorHAnsi" w:eastAsia="Times New Roman" w:hAnsiTheme="minorHAnsi" w:cs="Times New Roman"/>
+                <w:sz w:val="28"/>
+                <w:szCs w:val="28"/>
+                <w:lang w:val="ru-RU"/>
+              </w:rPr>
+              <w:t>Информация о зале проведения конференции</w:t>
+            </w:r>
           </w:p>
         </w:tc>
         <w:tc>
@@ -1804,6 +2217,34 @@
           </w:tcPr>
           <w:p>
             <w:pPr>
+              <w:rPr>
+                <w:rFonts w:asciiTheme="minorHAnsi" w:eastAsia="Times New Roman" w:hAnsiTheme="minorHAnsi" w:cs="Times New Roman"/>
+                <w:b/>
+                <w:bCs/>
+                <w:i/>
+                <w:iCs/>
+                <w:sz w:val="28"/>
+                <w:szCs w:val="28"/>
+                <w:lang w:val="ru-RU"/>
+              </w:rPr>
+            </w:pPr>
+            <w:proofErr w:type="spellStart"/>
+            <w:r>
+              <w:rPr>
+                <w:rFonts w:asciiTheme="minorHAnsi" w:eastAsia="Times New Roman" w:hAnsiTheme="minorHAnsi" w:cs="Times New Roman"/>
+                <w:b/>
+                <w:bCs/>
+                <w:i/>
+                <w:iCs/>
+                <w:sz w:val="28"/>
+                <w:szCs w:val="28"/>
+              </w:rPr>
+              <w:t>IDHall</w:t>
+            </w:r>
+            <w:proofErr w:type="spellEnd"/>
+          </w:p>
+          <w:p>
+            <w:pPr>
               <w:spacing w:before="240"/>
               <w:rPr>
                 <w:rFonts w:asciiTheme="minorHAnsi" w:eastAsia="Times New Roman" w:hAnsiTheme="minorHAnsi" w:cs="Times New Roman"/>
@@ -1820,6 +2261,34 @@
           </w:tcPr>
           <w:p>
             <w:pPr>
+              <w:rPr>
+                <w:rFonts w:asciiTheme="minorHAnsi" w:eastAsia="Times New Roman" w:hAnsiTheme="minorHAnsi" w:cs="Times New Roman"/>
+                <w:b/>
+                <w:bCs/>
+                <w:i/>
+                <w:iCs/>
+                <w:sz w:val="28"/>
+                <w:szCs w:val="28"/>
+                <w:lang w:val="ru-RU"/>
+              </w:rPr>
+            </w:pPr>
+            <w:proofErr w:type="spellStart"/>
+            <w:r>
+              <w:rPr>
+                <w:rFonts w:asciiTheme="minorHAnsi" w:eastAsia="Times New Roman" w:hAnsiTheme="minorHAnsi" w:cs="Times New Roman"/>
+                <w:b/>
+                <w:bCs/>
+                <w:i/>
+                <w:iCs/>
+                <w:sz w:val="28"/>
+                <w:szCs w:val="28"/>
+              </w:rPr>
+              <w:t>IDHall</w:t>
+            </w:r>
+            <w:proofErr w:type="spellEnd"/>
+          </w:p>
+          <w:p>
+            <w:pPr>
               <w:spacing w:before="240"/>
               <w:rPr>
                 <w:rFonts w:asciiTheme="minorHAnsi" w:eastAsia="Times New Roman" w:hAnsiTheme="minorHAnsi" w:cs="Times New Roman"/>
@@ -1837,13 +2306,23 @@
           <w:p>
             <w:pPr>
               <w:spacing w:before="240"/>
-              <w:rPr>
-                <w:rFonts w:asciiTheme="minorHAnsi" w:eastAsia="Times New Roman" w:hAnsiTheme="minorHAnsi" w:cs="Times New Roman"/>
-                <w:sz w:val="28"/>
-                <w:szCs w:val="28"/>
-                <w:lang w:val="ru-RU"/>
-              </w:rPr>
-            </w:pPr>
+              <w:jc w:val="center"/>
+              <w:rPr>
+                <w:rFonts w:asciiTheme="minorHAnsi" w:eastAsia="Times New Roman" w:hAnsiTheme="minorHAnsi" w:cs="Times New Roman"/>
+                <w:sz w:val="28"/>
+                <w:szCs w:val="28"/>
+                <w:lang w:val="ru-RU"/>
+              </w:rPr>
+            </w:pPr>
+            <w:r>
+              <w:rPr>
+                <w:rFonts w:asciiTheme="minorHAnsi" w:eastAsia="Times New Roman" w:hAnsiTheme="minorHAnsi" w:cs="Times New Roman"/>
+                <w:sz w:val="28"/>
+                <w:szCs w:val="28"/>
+                <w:lang w:val="ru-RU"/>
+              </w:rPr>
+              <w:t>-</w:t>
+            </w:r>
           </w:p>
         </w:tc>
         <w:tc>
@@ -1852,14 +2331,207 @@
           </w:tcPr>
           <w:p>
             <w:pPr>
-              <w:spacing w:before="240"/>
-              <w:rPr>
-                <w:rFonts w:asciiTheme="minorHAnsi" w:eastAsia="Times New Roman" w:hAnsiTheme="minorHAnsi" w:cs="Times New Roman"/>
-                <w:sz w:val="28"/>
-                <w:szCs w:val="28"/>
-                <w:lang w:val="ru-RU"/>
-              </w:rPr>
-            </w:pPr>
+              <w:rPr>
+                <w:rFonts w:asciiTheme="minorHAnsi" w:eastAsia="Times New Roman" w:hAnsiTheme="minorHAnsi" w:cs="Times New Roman"/>
+                <w:sz w:val="28"/>
+                <w:szCs w:val="28"/>
+                <w:lang w:val="ru-RU"/>
+              </w:rPr>
+            </w:pPr>
+            <w:r>
+              <w:rPr>
+                <w:rFonts w:asciiTheme="minorHAnsi" w:eastAsia="Times New Roman" w:hAnsiTheme="minorHAnsi" w:cs="Times New Roman"/>
+                <w:sz w:val="28"/>
+                <w:szCs w:val="28"/>
+                <w:lang w:val="ru-RU"/>
+              </w:rPr>
+              <w:t>Идентификатор (</w:t>
+            </w:r>
+            <w:proofErr w:type="spellStart"/>
+            <w:r>
+              <w:rPr>
+                <w:rFonts w:asciiTheme="minorHAnsi" w:eastAsia="Times New Roman" w:hAnsiTheme="minorHAnsi" w:cs="Times New Roman"/>
+                <w:b/>
+                <w:bCs/>
+                <w:i/>
+                <w:iCs/>
+                <w:sz w:val="28"/>
+                <w:szCs w:val="28"/>
+              </w:rPr>
+              <w:t>IDHall</w:t>
+            </w:r>
+            <w:proofErr w:type="spellEnd"/>
+            <w:r>
+              <w:rPr>
+                <w:rFonts w:asciiTheme="minorHAnsi" w:eastAsia="Times New Roman" w:hAnsiTheme="minorHAnsi" w:cs="Times New Roman"/>
+                <w:sz w:val="28"/>
+                <w:szCs w:val="28"/>
+                <w:lang w:val="ru-RU"/>
+              </w:rPr>
+              <w:t>) – атрибут сущности, точно определяющий конкретный экземпляр.</w:t>
+            </w:r>
+            <w:r>
+              <w:rPr>
+                <w:rFonts w:asciiTheme="minorHAnsi" w:eastAsia="Times New Roman" w:hAnsiTheme="minorHAnsi" w:cs="Times New Roman"/>
+                <w:sz w:val="28"/>
+                <w:szCs w:val="28"/>
+                <w:lang w:val="ru-RU"/>
+              </w:rPr>
+              <w:t xml:space="preserve"> </w:t>
+            </w:r>
+            <w:r>
+              <w:rPr>
+                <w:rFonts w:asciiTheme="minorHAnsi" w:eastAsia="Times New Roman" w:hAnsiTheme="minorHAnsi" w:cs="Times New Roman"/>
+                <w:sz w:val="28"/>
+                <w:szCs w:val="28"/>
+                <w:lang w:val="ru-RU"/>
+              </w:rPr>
+              <w:t xml:space="preserve">Использование минимальности для идентификации через </w:t>
+            </w:r>
+            <w:r>
+              <w:rPr>
+                <w:rFonts w:asciiTheme="minorHAnsi" w:eastAsia="Times New Roman" w:hAnsiTheme="minorHAnsi" w:cs="Times New Roman"/>
+                <w:sz w:val="28"/>
+                <w:szCs w:val="28"/>
+              </w:rPr>
+              <w:br/>
+            </w:r>
+            <w:r>
+              <w:rPr>
+                <w:rFonts w:asciiTheme="minorHAnsi" w:eastAsia="Times New Roman" w:hAnsiTheme="minorHAnsi" w:cs="Times New Roman"/>
+                <w:b/>
+                <w:bCs/>
+                <w:sz w:val="28"/>
+                <w:szCs w:val="28"/>
+              </w:rPr>
+              <w:t xml:space="preserve">Quality </w:t>
+            </w:r>
+            <w:proofErr w:type="spellStart"/>
+            <w:r>
+              <w:rPr>
+                <w:rFonts w:asciiTheme="minorHAnsi" w:eastAsia="Times New Roman" w:hAnsiTheme="minorHAnsi" w:cs="Times New Roman"/>
+                <w:b/>
+                <w:bCs/>
+                <w:sz w:val="28"/>
+                <w:szCs w:val="28"/>
+              </w:rPr>
+              <w:t>of</w:t>
+            </w:r>
+            <w:proofErr w:type="spellEnd"/>
+            <w:r>
+              <w:rPr>
+                <w:rFonts w:asciiTheme="minorHAnsi" w:eastAsia="Times New Roman" w:hAnsiTheme="minorHAnsi" w:cs="Times New Roman"/>
+                <w:b/>
+                <w:bCs/>
+                <w:sz w:val="28"/>
+                <w:szCs w:val="28"/>
+              </w:rPr>
+              <w:t xml:space="preserve"> </w:t>
+            </w:r>
+            <w:proofErr w:type="spellStart"/>
+            <w:r>
+              <w:rPr>
+                <w:rFonts w:asciiTheme="minorHAnsi" w:eastAsia="Times New Roman" w:hAnsiTheme="minorHAnsi" w:cs="Times New Roman"/>
+                <w:b/>
+                <w:bCs/>
+                <w:sz w:val="28"/>
+                <w:szCs w:val="28"/>
+              </w:rPr>
+              <w:t>seats</w:t>
+            </w:r>
+            <w:proofErr w:type="spellEnd"/>
+            <w:r>
+              <w:rPr>
+                <w:rFonts w:asciiTheme="minorHAnsi" w:eastAsia="Times New Roman" w:hAnsiTheme="minorHAnsi" w:cs="Times New Roman"/>
+                <w:sz w:val="28"/>
+                <w:szCs w:val="28"/>
+                <w:lang w:val="ru-RU"/>
+              </w:rPr>
+              <w:t xml:space="preserve"> </w:t>
+            </w:r>
+          </w:p>
+          <w:p>
+            <w:pPr>
+              <w:rPr>
+                <w:rFonts w:asciiTheme="minorHAnsi" w:eastAsia="Times New Roman" w:hAnsiTheme="minorHAnsi" w:cs="Times New Roman"/>
+                <w:b/>
+                <w:bCs/>
+                <w:sz w:val="28"/>
+                <w:szCs w:val="28"/>
+                <w:lang w:val="ru-RU"/>
+              </w:rPr>
+            </w:pPr>
+            <w:r>
+              <w:rPr>
+                <w:rFonts w:asciiTheme="minorHAnsi" w:eastAsia="Times New Roman" w:hAnsiTheme="minorHAnsi" w:cs="Times New Roman"/>
+                <w:b/>
+                <w:bCs/>
+                <w:sz w:val="28"/>
+                <w:szCs w:val="28"/>
+              </w:rPr>
+              <w:t>Number</w:t>
+            </w:r>
+          </w:p>
+          <w:p>
+            <w:pPr>
+              <w:rPr>
+                <w:rFonts w:asciiTheme="minorHAnsi" w:eastAsia="Times New Roman" w:hAnsiTheme="minorHAnsi" w:cs="Times New Roman"/>
+                <w:b/>
+                <w:bCs/>
+                <w:i/>
+                <w:iCs/>
+                <w:sz w:val="28"/>
+                <w:szCs w:val="28"/>
+                <w:lang w:val="ru-RU"/>
+              </w:rPr>
+            </w:pPr>
+            <w:r>
+              <w:rPr>
+                <w:rFonts w:asciiTheme="minorHAnsi" w:eastAsia="Times New Roman" w:hAnsiTheme="minorHAnsi" w:cs="Times New Roman"/>
+                <w:sz w:val="28"/>
+                <w:szCs w:val="28"/>
+                <w:lang w:val="ru-RU"/>
+              </w:rPr>
+              <w:t xml:space="preserve">не </w:t>
+            </w:r>
+            <w:r>
+              <w:rPr>
+                <w:rFonts w:asciiTheme="minorHAnsi" w:eastAsia="Times New Roman" w:hAnsiTheme="minorHAnsi" w:cs="Times New Roman"/>
+                <w:sz w:val="28"/>
+                <w:szCs w:val="28"/>
+                <w:lang w:val="ru-RU"/>
+              </w:rPr>
+              <w:t xml:space="preserve">имеет смысл, т.к. </w:t>
+            </w:r>
+            <w:r>
+              <w:rPr>
+                <w:rFonts w:asciiTheme="minorHAnsi" w:eastAsia="Times New Roman" w:hAnsiTheme="minorHAnsi" w:cs="Times New Roman"/>
+                <w:sz w:val="28"/>
+                <w:szCs w:val="28"/>
+                <w:lang w:val="ru-RU"/>
+              </w:rPr>
+              <w:t xml:space="preserve">залы могут быть одинаковы по </w:t>
+            </w:r>
+            <w:proofErr w:type="gramStart"/>
+            <w:r>
+              <w:rPr>
+                <w:rFonts w:asciiTheme="minorHAnsi" w:eastAsia="Times New Roman" w:hAnsiTheme="minorHAnsi" w:cs="Times New Roman"/>
+                <w:sz w:val="28"/>
+                <w:szCs w:val="28"/>
+                <w:lang w:val="ru-RU"/>
+              </w:rPr>
+              <w:t>атрибутам</w:t>
+            </w:r>
+            <w:proofErr w:type="gramEnd"/>
+            <w:r>
+              <w:rPr>
+                <w:rFonts w:asciiTheme="minorHAnsi" w:eastAsia="Times New Roman" w:hAnsiTheme="minorHAnsi" w:cs="Times New Roman"/>
+                <w:sz w:val="28"/>
+                <w:szCs w:val="28"/>
+                <w:lang w:val="ru-RU"/>
+              </w:rPr>
+              <w:t xml:space="preserve"> но разные по идентификаторам.</w:t>
+            </w:r>
           </w:p>
         </w:tc>
       </w:tr>
@@ -1871,13 +2543,280 @@
           <w:p>
             <w:pPr>
               <w:spacing w:before="240"/>
-              <w:rPr>
-                <w:rFonts w:asciiTheme="minorHAnsi" w:eastAsia="Times New Roman" w:hAnsiTheme="minorHAnsi" w:cs="Times New Roman"/>
-                <w:sz w:val="28"/>
-                <w:szCs w:val="28"/>
-                <w:lang w:val="ru-RU"/>
-              </w:rPr>
-            </w:pPr>
+              <w:jc w:val="center"/>
+              <w:rPr>
+                <w:rFonts w:asciiTheme="minorHAnsi" w:eastAsia="Times New Roman" w:hAnsiTheme="minorHAnsi" w:cs="Times New Roman"/>
+                <w:b/>
+                <w:bCs/>
+                <w:sz w:val="28"/>
+                <w:szCs w:val="28"/>
+                <w:lang w:val="ru-RU"/>
+              </w:rPr>
+            </w:pPr>
+            <w:proofErr w:type="spellStart"/>
+            <w:r>
+              <w:rPr>
+                <w:rFonts w:asciiTheme="minorHAnsi" w:eastAsia="Times New Roman" w:hAnsiTheme="minorHAnsi" w:cs="Times New Roman"/>
+                <w:b/>
+                <w:bCs/>
+                <w:sz w:val="28"/>
+                <w:szCs w:val="28"/>
+              </w:rPr>
+              <w:lastRenderedPageBreak/>
+              <w:t>Record</w:t>
+            </w:r>
+            <w:proofErr w:type="spellEnd"/>
+            <w:r>
+              <w:rPr>
+                <w:rFonts w:asciiTheme="minorHAnsi" w:eastAsia="Times New Roman" w:hAnsiTheme="minorHAnsi" w:cs="Times New Roman"/>
+                <w:b/>
+                <w:bCs/>
+                <w:sz w:val="28"/>
+                <w:szCs w:val="28"/>
+              </w:rPr>
+              <w:t xml:space="preserve"> </w:t>
+            </w:r>
+            <w:proofErr w:type="spellStart"/>
+            <w:r>
+              <w:rPr>
+                <w:rFonts w:asciiTheme="minorHAnsi" w:eastAsia="Times New Roman" w:hAnsiTheme="minorHAnsi" w:cs="Times New Roman"/>
+                <w:b/>
+                <w:bCs/>
+                <w:sz w:val="28"/>
+                <w:szCs w:val="28"/>
+              </w:rPr>
+              <w:t>on</w:t>
+            </w:r>
+            <w:proofErr w:type="spellEnd"/>
+            <w:r>
+              <w:rPr>
+                <w:rFonts w:asciiTheme="minorHAnsi" w:eastAsia="Times New Roman" w:hAnsiTheme="minorHAnsi" w:cs="Times New Roman"/>
+                <w:b/>
+                <w:bCs/>
+                <w:sz w:val="28"/>
+                <w:szCs w:val="28"/>
+              </w:rPr>
+              <w:t xml:space="preserve"> </w:t>
+            </w:r>
+            <w:proofErr w:type="spellStart"/>
+            <w:r>
+              <w:rPr>
+                <w:rFonts w:asciiTheme="minorHAnsi" w:eastAsia="Times New Roman" w:hAnsiTheme="minorHAnsi" w:cs="Times New Roman"/>
+                <w:b/>
+                <w:bCs/>
+                <w:sz w:val="28"/>
+                <w:szCs w:val="28"/>
+              </w:rPr>
+              <w:t>session</w:t>
+            </w:r>
+            <w:proofErr w:type="spellEnd"/>
+          </w:p>
+          <w:p>
+            <w:pPr>
+              <w:rPr>
+                <w:rFonts w:asciiTheme="minorHAnsi" w:eastAsia="Times New Roman" w:hAnsiTheme="minorHAnsi" w:cs="Times New Roman"/>
+                <w:b/>
+                <w:bCs/>
+                <w:i/>
+                <w:iCs/>
+                <w:sz w:val="28"/>
+                <w:szCs w:val="28"/>
+                <w:lang w:val="en-US"/>
+              </w:rPr>
+            </w:pPr>
+            <w:proofErr w:type="spellStart"/>
+            <w:r>
+              <w:rPr>
+                <w:rFonts w:asciiTheme="minorHAnsi" w:eastAsia="Times New Roman" w:hAnsiTheme="minorHAnsi" w:cs="Times New Roman"/>
+                <w:b/>
+                <w:bCs/>
+                <w:i/>
+                <w:iCs/>
+                <w:sz w:val="28"/>
+                <w:szCs w:val="28"/>
+                <w:u w:val="single"/>
+                <w:lang w:val="en-US"/>
+              </w:rPr>
+              <w:t>ID</w:t>
+            </w:r>
+            <w:r>
+              <w:rPr>
+                <w:rFonts w:asciiTheme="minorHAnsi" w:eastAsia="Times New Roman" w:hAnsiTheme="minorHAnsi" w:cs="Times New Roman"/>
+                <w:b/>
+                <w:bCs/>
+                <w:i/>
+                <w:iCs/>
+                <w:sz w:val="28"/>
+                <w:szCs w:val="28"/>
+                <w:lang w:val="en-US"/>
+              </w:rPr>
+              <w:t>Record_on_session</w:t>
+            </w:r>
+            <w:proofErr w:type="spellEnd"/>
+          </w:p>
+          <w:p>
+            <w:pPr>
+              <w:rPr>
+                <w:rFonts w:asciiTheme="minorHAnsi" w:eastAsia="Times New Roman" w:hAnsiTheme="minorHAnsi" w:cs="Times New Roman"/>
+                <w:b/>
+                <w:bCs/>
+                <w:i/>
+                <w:iCs/>
+                <w:sz w:val="28"/>
+                <w:szCs w:val="28"/>
+                <w:lang w:val="en-US"/>
+              </w:rPr>
+            </w:pPr>
+            <w:proofErr w:type="spellStart"/>
+            <w:r>
+              <w:rPr>
+                <w:rFonts w:asciiTheme="minorHAnsi" w:eastAsia="Times New Roman" w:hAnsiTheme="minorHAnsi" w:cs="Times New Roman"/>
+                <w:b/>
+                <w:bCs/>
+                <w:i/>
+                <w:iCs/>
+                <w:sz w:val="28"/>
+                <w:szCs w:val="28"/>
+                <w:u w:val="single"/>
+                <w:lang w:val="en-US"/>
+              </w:rPr>
+              <w:t>IDRegistrat</w:t>
+            </w:r>
+            <w:proofErr w:type="spellEnd"/>
+          </w:p>
+          <w:p>
+            <w:pPr>
+              <w:rPr>
+                <w:rFonts w:asciiTheme="minorHAnsi" w:eastAsia="Times New Roman" w:hAnsiTheme="minorHAnsi" w:cs="Times New Roman"/>
+                <w:b/>
+                <w:bCs/>
+                <w:i/>
+                <w:iCs/>
+                <w:sz w:val="28"/>
+                <w:szCs w:val="28"/>
+                <w:u w:val="single"/>
+                <w:lang w:val="en-US"/>
+              </w:rPr>
+            </w:pPr>
+            <w:r>
+              <w:rPr>
+                <w:rFonts w:asciiTheme="minorHAnsi" w:eastAsia="Times New Roman" w:hAnsiTheme="minorHAnsi" w:cs="Times New Roman"/>
+                <w:b/>
+                <w:bCs/>
+                <w:i/>
+                <w:iCs/>
+                <w:sz w:val="28"/>
+                <w:szCs w:val="28"/>
+                <w:u w:val="single"/>
+                <w:lang w:val="en-US"/>
+              </w:rPr>
+              <w:t>on</w:t>
+            </w:r>
+          </w:p>
+          <w:p>
+            <w:pPr>
+              <w:rPr>
+                <w:rFonts w:asciiTheme="minorHAnsi" w:eastAsia="Times New Roman" w:hAnsiTheme="minorHAnsi" w:cs="Times New Roman"/>
+                <w:b/>
+                <w:bCs/>
+                <w:i/>
+                <w:iCs/>
+                <w:sz w:val="28"/>
+                <w:szCs w:val="28"/>
+                <w:lang w:val="en-US"/>
+              </w:rPr>
+            </w:pPr>
+            <w:proofErr w:type="spellStart"/>
+            <w:r>
+              <w:rPr>
+                <w:rFonts w:asciiTheme="minorHAnsi" w:eastAsia="Times New Roman" w:hAnsiTheme="minorHAnsi" w:cs="Times New Roman"/>
+                <w:b/>
+                <w:bCs/>
+                <w:i/>
+                <w:iCs/>
+                <w:sz w:val="28"/>
+                <w:szCs w:val="28"/>
+                <w:u w:val="single"/>
+                <w:lang w:val="en-US"/>
+              </w:rPr>
+              <w:t>ID</w:t>
+            </w:r>
+            <w:r>
+              <w:rPr>
+                <w:rFonts w:asciiTheme="minorHAnsi" w:eastAsia="Times New Roman" w:hAnsiTheme="minorHAnsi" w:cs="Times New Roman"/>
+                <w:b/>
+                <w:bCs/>
+                <w:i/>
+                <w:iCs/>
+                <w:sz w:val="28"/>
+                <w:szCs w:val="28"/>
+                <w:lang w:val="en-US"/>
+              </w:rPr>
+              <w:t>Session</w:t>
+            </w:r>
+            <w:proofErr w:type="spellEnd"/>
+          </w:p>
+          <w:p>
+            <w:pPr>
+              <w:rPr>
+                <w:rFonts w:asciiTheme="minorHAnsi" w:eastAsia="Times New Roman" w:hAnsiTheme="minorHAnsi" w:cs="Times New Roman"/>
+                <w:b/>
+                <w:bCs/>
+                <w:i/>
+                <w:iCs/>
+                <w:sz w:val="28"/>
+                <w:szCs w:val="28"/>
+                <w:lang w:val="en-US"/>
+              </w:rPr>
+            </w:pPr>
+            <w:proofErr w:type="spellStart"/>
+            <w:r>
+              <w:rPr>
+                <w:rFonts w:asciiTheme="minorHAnsi" w:eastAsia="Times New Roman" w:hAnsiTheme="minorHAnsi" w:cs="Times New Roman"/>
+                <w:b/>
+                <w:bCs/>
+                <w:i/>
+                <w:iCs/>
+                <w:sz w:val="28"/>
+                <w:szCs w:val="28"/>
+                <w:u w:val="single"/>
+                <w:lang w:val="en-US"/>
+              </w:rPr>
+              <w:t>ID</w:t>
+            </w:r>
+            <w:r>
+              <w:rPr>
+                <w:rFonts w:asciiTheme="minorHAnsi" w:eastAsia="Times New Roman" w:hAnsiTheme="minorHAnsi" w:cs="Times New Roman"/>
+                <w:b/>
+                <w:bCs/>
+                <w:i/>
+                <w:iCs/>
+                <w:sz w:val="28"/>
+                <w:szCs w:val="28"/>
+                <w:lang w:val="en-US"/>
+              </w:rPr>
+              <w:t>Attendance</w:t>
+            </w:r>
+            <w:proofErr w:type="spellEnd"/>
+          </w:p>
+          <w:p>
+            <w:pPr>
+              <w:rPr>
+                <w:rFonts w:asciiTheme="minorHAnsi" w:eastAsia="Times New Roman" w:hAnsiTheme="minorHAnsi" w:cs="Times New Roman"/>
+                <w:sz w:val="28"/>
+                <w:szCs w:val="28"/>
+                <w:lang w:val="en-US"/>
+              </w:rPr>
+            </w:pPr>
+            <w:r>
+              <w:rPr>
+                <w:rFonts w:asciiTheme="minorHAnsi" w:eastAsia="Times New Roman" w:hAnsiTheme="minorHAnsi" w:cs="Times New Roman"/>
+                <w:sz w:val="28"/>
+                <w:szCs w:val="28"/>
+                <w:lang w:val="en-US"/>
+              </w:rPr>
+              <w:t>Condition</w:t>
+            </w:r>
           </w:p>
         </w:tc>
         <w:tc>
@@ -1894,6 +2833,15 @@
                 <w:lang w:val="ru-RU"/>
               </w:rPr>
             </w:pPr>
+            <w:r>
+              <w:rPr>
+                <w:rFonts w:asciiTheme="minorHAnsi" w:eastAsia="Times New Roman" w:hAnsiTheme="minorHAnsi" w:cs="Times New Roman"/>
+                <w:sz w:val="28"/>
+                <w:szCs w:val="28"/>
+                <w:lang w:val="ru-RU"/>
+              </w:rPr>
+              <w:t>Запись на сессию для того, чтобы точно связать человека и сессию.</w:t>
+            </w:r>
           </w:p>
         </w:tc>
         <w:tc>
@@ -1902,6 +2850,92 @@
           </w:tcPr>
           <w:p>
             <w:pPr>
+              <w:rPr>
+                <w:rFonts w:asciiTheme="minorHAnsi" w:eastAsia="Times New Roman" w:hAnsiTheme="minorHAnsi" w:cs="Times New Roman"/>
+                <w:b/>
+                <w:bCs/>
+                <w:i/>
+                <w:iCs/>
+                <w:sz w:val="28"/>
+                <w:szCs w:val="28"/>
+                <w:lang w:val="en-US"/>
+              </w:rPr>
+            </w:pPr>
+            <w:proofErr w:type="spellStart"/>
+            <w:r>
+              <w:rPr>
+                <w:rFonts w:asciiTheme="minorHAnsi" w:eastAsia="Times New Roman" w:hAnsiTheme="minorHAnsi" w:cs="Times New Roman"/>
+                <w:b/>
+                <w:bCs/>
+                <w:i/>
+                <w:iCs/>
+                <w:sz w:val="28"/>
+                <w:szCs w:val="28"/>
+                <w:u w:val="single"/>
+                <w:lang w:val="en-US"/>
+              </w:rPr>
+              <w:t>ID</w:t>
+            </w:r>
+            <w:r>
+              <w:rPr>
+                <w:rFonts w:asciiTheme="minorHAnsi" w:eastAsia="Times New Roman" w:hAnsiTheme="minorHAnsi" w:cs="Times New Roman"/>
+                <w:b/>
+                <w:bCs/>
+                <w:i/>
+                <w:iCs/>
+                <w:sz w:val="28"/>
+                <w:szCs w:val="28"/>
+                <w:lang w:val="en-US"/>
+              </w:rPr>
+              <w:t>Record_on_session</w:t>
+            </w:r>
+            <w:proofErr w:type="spellEnd"/>
+          </w:p>
+          <w:p>
+            <w:pPr>
+              <w:rPr>
+                <w:rFonts w:asciiTheme="minorHAnsi" w:eastAsia="Times New Roman" w:hAnsiTheme="minorHAnsi" w:cs="Times New Roman"/>
+                <w:b/>
+                <w:bCs/>
+                <w:i/>
+                <w:iCs/>
+                <w:sz w:val="28"/>
+                <w:szCs w:val="28"/>
+                <w:lang w:val="en-US"/>
+              </w:rPr>
+            </w:pPr>
+            <w:proofErr w:type="spellStart"/>
+            <w:r>
+              <w:rPr>
+                <w:rFonts w:asciiTheme="minorHAnsi" w:eastAsia="Times New Roman" w:hAnsiTheme="minorHAnsi" w:cs="Times New Roman"/>
+                <w:b/>
+                <w:bCs/>
+                <w:i/>
+                <w:iCs/>
+                <w:sz w:val="28"/>
+                <w:szCs w:val="28"/>
+                <w:u w:val="single"/>
+                <w:lang w:val="en-US"/>
+              </w:rPr>
+              <w:t>ID</w:t>
+            </w:r>
+            <w:r>
+              <w:rPr>
+                <w:rFonts w:asciiTheme="minorHAnsi" w:eastAsia="Times New Roman" w:hAnsiTheme="minorHAnsi" w:cs="Times New Roman"/>
+                <w:b/>
+                <w:bCs/>
+                <w:i/>
+                <w:iCs/>
+                <w:sz w:val="28"/>
+                <w:szCs w:val="28"/>
+                <w:lang w:val="en-US"/>
+              </w:rPr>
+              <w:t>Attendance</w:t>
+            </w:r>
+            <w:proofErr w:type="spellEnd"/>
+          </w:p>
+          <w:p>
+            <w:pPr>
               <w:spacing w:before="240"/>
               <w:rPr>
                 <w:rFonts w:asciiTheme="minorHAnsi" w:eastAsia="Times New Roman" w:hAnsiTheme="minorHAnsi" w:cs="Times New Roman"/>
@@ -1918,14 +2952,46 @@
           </w:tcPr>
           <w:p>
             <w:pPr>
-              <w:spacing w:before="240"/>
-              <w:rPr>
-                <w:rFonts w:asciiTheme="minorHAnsi" w:eastAsia="Times New Roman" w:hAnsiTheme="minorHAnsi" w:cs="Times New Roman"/>
-                <w:sz w:val="28"/>
-                <w:szCs w:val="28"/>
-                <w:lang w:val="ru-RU"/>
-              </w:rPr>
-            </w:pPr>
+              <w:rPr>
+                <w:rFonts w:asciiTheme="minorHAnsi" w:eastAsia="Times New Roman" w:hAnsiTheme="minorHAnsi" w:cs="Times New Roman"/>
+                <w:b/>
+                <w:bCs/>
+                <w:i/>
+                <w:iCs/>
+                <w:sz w:val="28"/>
+                <w:szCs w:val="28"/>
+                <w:lang w:val="ru-RU"/>
+              </w:rPr>
+            </w:pPr>
+            <w:proofErr w:type="spellStart"/>
+            <w:r>
+              <w:rPr>
+                <w:rFonts w:asciiTheme="minorHAnsi" w:eastAsia="Times New Roman" w:hAnsiTheme="minorHAnsi" w:cs="Times New Roman"/>
+                <w:b/>
+                <w:bCs/>
+                <w:i/>
+                <w:iCs/>
+                <w:sz w:val="28"/>
+                <w:szCs w:val="28"/>
+                <w:u w:val="single"/>
+                <w:lang w:val="en-US"/>
+              </w:rPr>
+              <w:t>ID</w:t>
+            </w:r>
+            <w:r>
+              <w:rPr>
+                <w:rFonts w:asciiTheme="minorHAnsi" w:eastAsia="Times New Roman" w:hAnsiTheme="minorHAnsi" w:cs="Times New Roman"/>
+                <w:b/>
+                <w:bCs/>
+                <w:i/>
+                <w:iCs/>
+                <w:sz w:val="28"/>
+                <w:szCs w:val="28"/>
+                <w:lang w:val="en-US"/>
+              </w:rPr>
+              <w:t>Record_on_session</w:t>
+            </w:r>
+            <w:proofErr w:type="spellEnd"/>
           </w:p>
         </w:tc>
         <w:tc>
@@ -1934,6 +3000,49 @@
           </w:tcPr>
           <w:p>
             <w:pPr>
+              <w:rPr>
+                <w:rFonts w:asciiTheme="minorHAnsi" w:eastAsia="Times New Roman" w:hAnsiTheme="minorHAnsi" w:cs="Times New Roman"/>
+                <w:b/>
+                <w:bCs/>
+                <w:i/>
+                <w:iCs/>
+                <w:sz w:val="28"/>
+                <w:szCs w:val="28"/>
+                <w:lang w:val="en-US"/>
+              </w:rPr>
+            </w:pPr>
+            <w:proofErr w:type="spellStart"/>
+            <w:r>
+              <w:rPr>
+                <w:rFonts w:asciiTheme="minorHAnsi" w:eastAsia="Times New Roman" w:hAnsiTheme="minorHAnsi" w:cs="Times New Roman"/>
+                <w:b/>
+                <w:bCs/>
+                <w:i/>
+                <w:iCs/>
+                <w:sz w:val="28"/>
+                <w:szCs w:val="28"/>
+                <w:u w:val="single"/>
+                <w:lang w:val="en-US"/>
+              </w:rPr>
+              <w:t>ID</w:t>
+            </w:r>
+            <w:r>
+              <w:rPr>
+                <w:rFonts w:asciiTheme="minorHAnsi" w:eastAsia="Times New Roman" w:hAnsiTheme="minorHAnsi" w:cs="Times New Roman"/>
+                <w:b/>
+                <w:bCs/>
+                <w:i/>
+                <w:iCs/>
+                <w:sz w:val="28"/>
+                <w:szCs w:val="28"/>
+                <w:lang w:val="en-US"/>
+              </w:rPr>
+              <w:t>Attendance</w:t>
+            </w:r>
+            <w:proofErr w:type="spellEnd"/>
+          </w:p>
+          <w:p>
+            <w:pPr>
               <w:spacing w:before="240"/>
               <w:rPr>
                 <w:rFonts w:asciiTheme="minorHAnsi" w:eastAsia="Times New Roman" w:hAnsiTheme="minorHAnsi" w:cs="Times New Roman"/>
@@ -1950,14 +3059,184 @@
           </w:tcPr>
           <w:p>
             <w:pPr>
-              <w:spacing w:before="240"/>
-              <w:rPr>
-                <w:rFonts w:asciiTheme="minorHAnsi" w:eastAsia="Times New Roman" w:hAnsiTheme="minorHAnsi" w:cs="Times New Roman"/>
-                <w:sz w:val="28"/>
-                <w:szCs w:val="28"/>
-                <w:lang w:val="ru-RU"/>
-              </w:rPr>
-            </w:pPr>
+              <w:rPr>
+                <w:rFonts w:asciiTheme="minorHAnsi" w:eastAsia="Times New Roman" w:hAnsiTheme="minorHAnsi" w:cs="Times New Roman"/>
+                <w:i/>
+                <w:iCs/>
+                <w:sz w:val="28"/>
+                <w:szCs w:val="28"/>
+                <w:lang w:val="ru-RU"/>
+              </w:rPr>
+            </w:pPr>
+            <w:r>
+              <w:rPr>
+                <w:rFonts w:asciiTheme="minorHAnsi" w:eastAsia="Times New Roman" w:hAnsiTheme="minorHAnsi" w:cs="Times New Roman"/>
+                <w:sz w:val="28"/>
+                <w:szCs w:val="28"/>
+                <w:lang w:val="ru-RU"/>
+              </w:rPr>
+              <w:t>Идентификатор (</w:t>
+            </w:r>
+            <w:proofErr w:type="spellStart"/>
+            <w:r>
+              <w:rPr>
+                <w:rFonts w:asciiTheme="minorHAnsi" w:eastAsia="Times New Roman" w:hAnsiTheme="minorHAnsi" w:cs="Times New Roman"/>
+                <w:b/>
+                <w:bCs/>
+                <w:i/>
+                <w:iCs/>
+                <w:sz w:val="28"/>
+                <w:szCs w:val="28"/>
+                <w:u w:val="single"/>
+                <w:lang w:val="en-US"/>
+              </w:rPr>
+              <w:t>ID</w:t>
+            </w:r>
+            <w:r>
+              <w:rPr>
+                <w:rFonts w:asciiTheme="minorHAnsi" w:eastAsia="Times New Roman" w:hAnsiTheme="minorHAnsi" w:cs="Times New Roman"/>
+                <w:b/>
+                <w:bCs/>
+                <w:i/>
+                <w:iCs/>
+                <w:sz w:val="28"/>
+                <w:szCs w:val="28"/>
+                <w:lang w:val="en-US"/>
+              </w:rPr>
+              <w:t>Record</w:t>
+            </w:r>
+            <w:proofErr w:type="spellEnd"/>
+            <w:r>
+              <w:rPr>
+                <w:rFonts w:asciiTheme="minorHAnsi" w:eastAsia="Times New Roman" w:hAnsiTheme="minorHAnsi" w:cs="Times New Roman"/>
+                <w:b/>
+                <w:bCs/>
+                <w:i/>
+                <w:iCs/>
+                <w:sz w:val="28"/>
+                <w:szCs w:val="28"/>
+                <w:lang w:val="ru-RU"/>
+              </w:rPr>
+              <w:t>_</w:t>
+            </w:r>
+            <w:r>
+              <w:rPr>
+                <w:rFonts w:asciiTheme="minorHAnsi" w:eastAsia="Times New Roman" w:hAnsiTheme="minorHAnsi" w:cs="Times New Roman"/>
+                <w:b/>
+                <w:bCs/>
+                <w:i/>
+                <w:iCs/>
+                <w:sz w:val="28"/>
+                <w:szCs w:val="28"/>
+                <w:lang w:val="en-US"/>
+              </w:rPr>
+              <w:t>on</w:t>
+            </w:r>
+            <w:r>
+              <w:rPr>
+                <w:rFonts w:asciiTheme="minorHAnsi" w:eastAsia="Times New Roman" w:hAnsiTheme="minorHAnsi" w:cs="Times New Roman"/>
+                <w:b/>
+                <w:bCs/>
+                <w:i/>
+                <w:iCs/>
+                <w:sz w:val="28"/>
+                <w:szCs w:val="28"/>
+                <w:lang w:val="ru-RU"/>
+              </w:rPr>
+              <w:t>_</w:t>
+            </w:r>
+            <w:r>
+              <w:rPr>
+                <w:rFonts w:asciiTheme="minorHAnsi" w:eastAsia="Times New Roman" w:hAnsiTheme="minorHAnsi" w:cs="Times New Roman"/>
+                <w:b/>
+                <w:bCs/>
+                <w:i/>
+                <w:iCs/>
+                <w:sz w:val="28"/>
+                <w:szCs w:val="28"/>
+                <w:lang w:val="en-US"/>
+              </w:rPr>
+              <w:t>session</w:t>
+            </w:r>
+            <w:r>
+              <w:rPr>
+                <w:rFonts w:asciiTheme="minorHAnsi" w:eastAsia="Times New Roman" w:hAnsiTheme="minorHAnsi" w:cs="Times New Roman"/>
+                <w:sz w:val="28"/>
+                <w:szCs w:val="28"/>
+                <w:lang w:val="ru-RU"/>
+              </w:rPr>
+              <w:t>) – атрибут сущности, точно определяющий конкретный экземпляр.</w:t>
+            </w:r>
+            <w:r>
+              <w:rPr>
+                <w:rFonts w:asciiTheme="minorHAnsi" w:eastAsia="Times New Roman" w:hAnsiTheme="minorHAnsi" w:cs="Times New Roman"/>
+                <w:sz w:val="28"/>
+                <w:szCs w:val="28"/>
+                <w:lang w:val="ru-RU"/>
+              </w:rPr>
+              <w:t xml:space="preserve"> </w:t>
+            </w:r>
+            <w:r>
+              <w:rPr>
+                <w:rFonts w:asciiTheme="minorHAnsi" w:eastAsia="Times New Roman" w:hAnsiTheme="minorHAnsi" w:cs="Times New Roman"/>
+                <w:sz w:val="28"/>
+                <w:szCs w:val="28"/>
+                <w:lang w:val="ru-RU"/>
+              </w:rPr>
+              <w:t>Использование минимальности для идентификации через</w:t>
+            </w:r>
+            <w:r>
+              <w:rPr>
+                <w:rFonts w:asciiTheme="minorHAnsi" w:eastAsia="Times New Roman" w:hAnsiTheme="minorHAnsi" w:cs="Times New Roman"/>
+                <w:sz w:val="28"/>
+                <w:szCs w:val="28"/>
+                <w:lang w:val="ru-RU"/>
+              </w:rPr>
+              <w:t xml:space="preserve"> </w:t>
+            </w:r>
+            <w:proofErr w:type="spellStart"/>
+            <w:r>
+              <w:rPr>
+                <w:rFonts w:asciiTheme="minorHAnsi" w:eastAsia="Times New Roman" w:hAnsiTheme="minorHAnsi" w:cs="Times New Roman"/>
+                <w:b/>
+                <w:bCs/>
+                <w:sz w:val="28"/>
+                <w:szCs w:val="28"/>
+                <w:u w:val="single"/>
+              </w:rPr>
+              <w:t>ID</w:t>
+            </w:r>
+            <w:r>
+              <w:rPr>
+                <w:rFonts w:asciiTheme="minorHAnsi" w:eastAsia="Times New Roman" w:hAnsiTheme="minorHAnsi" w:cs="Times New Roman"/>
+                <w:b/>
+                <w:bCs/>
+                <w:sz w:val="28"/>
+                <w:szCs w:val="28"/>
+              </w:rPr>
+              <w:t>Attendance</w:t>
+            </w:r>
+            <w:proofErr w:type="spellEnd"/>
+            <w:r>
+              <w:rPr>
+                <w:rFonts w:asciiTheme="minorHAnsi" w:eastAsia="Times New Roman" w:hAnsiTheme="minorHAnsi" w:cs="Times New Roman"/>
+                <w:b/>
+                <w:bCs/>
+                <w:sz w:val="28"/>
+                <w:szCs w:val="28"/>
+                <w:lang w:val="ru-RU"/>
+              </w:rPr>
+              <w:t xml:space="preserve"> </w:t>
+            </w:r>
+            <w:r>
+              <w:rPr>
+                <w:rFonts w:asciiTheme="minorHAnsi" w:eastAsia="Times New Roman" w:hAnsiTheme="minorHAnsi" w:cs="Times New Roman"/>
+                <w:sz w:val="28"/>
+                <w:szCs w:val="28"/>
+                <w:lang w:val="ru-RU"/>
+              </w:rPr>
+              <w:t>т.к. оно отображает посещение.</w:t>
+            </w:r>
           </w:p>
         </w:tc>
       </w:tr>
@@ -1969,13 +3248,67 @@
           <w:p>
             <w:pPr>
               <w:spacing w:before="240"/>
-              <w:rPr>
-                <w:rFonts w:asciiTheme="minorHAnsi" w:eastAsia="Times New Roman" w:hAnsiTheme="minorHAnsi" w:cs="Times New Roman"/>
-                <w:sz w:val="28"/>
-                <w:szCs w:val="28"/>
-                <w:lang w:val="ru-RU"/>
-              </w:rPr>
-            </w:pPr>
+              <w:jc w:val="center"/>
+              <w:rPr>
+                <w:rFonts w:asciiTheme="minorHAnsi" w:eastAsia="Times New Roman" w:hAnsiTheme="minorHAnsi" w:cs="Times New Roman"/>
+                <w:b/>
+                <w:bCs/>
+                <w:sz w:val="28"/>
+                <w:szCs w:val="28"/>
+                <w:lang w:val="ru-RU"/>
+              </w:rPr>
+            </w:pPr>
+            <w:proofErr w:type="spellStart"/>
+            <w:r>
+              <w:rPr>
+                <w:rFonts w:asciiTheme="minorHAnsi" w:eastAsia="Times New Roman" w:hAnsiTheme="minorHAnsi" w:cs="Times New Roman"/>
+                <w:b/>
+                <w:bCs/>
+                <w:sz w:val="28"/>
+                <w:szCs w:val="28"/>
+              </w:rPr>
+              <w:t>Attendance</w:t>
+            </w:r>
+            <w:proofErr w:type="spellEnd"/>
+          </w:p>
+          <w:p>
+            <w:pPr>
+              <w:rPr>
+                <w:rFonts w:asciiTheme="minorHAnsi" w:eastAsia="Times New Roman" w:hAnsiTheme="minorHAnsi" w:cs="Times New Roman"/>
+                <w:i/>
+                <w:iCs/>
+                <w:sz w:val="28"/>
+                <w:szCs w:val="28"/>
+                <w:lang w:val="ru-RU"/>
+              </w:rPr>
+            </w:pPr>
+            <w:proofErr w:type="spellStart"/>
+            <w:r>
+              <w:rPr>
+                <w:rFonts w:asciiTheme="minorHAnsi" w:eastAsia="Times New Roman" w:hAnsiTheme="minorHAnsi" w:cs="Times New Roman"/>
+                <w:b/>
+                <w:bCs/>
+                <w:i/>
+                <w:iCs/>
+                <w:sz w:val="28"/>
+                <w:szCs w:val="28"/>
+                <w:u w:val="single"/>
+              </w:rPr>
+              <w:t>ID</w:t>
+            </w:r>
+            <w:r>
+              <w:rPr>
+                <w:rFonts w:asciiTheme="minorHAnsi" w:eastAsia="Times New Roman" w:hAnsiTheme="minorHAnsi" w:cs="Times New Roman"/>
+                <w:b/>
+                <w:bCs/>
+                <w:i/>
+                <w:iCs/>
+                <w:sz w:val="28"/>
+                <w:szCs w:val="28"/>
+              </w:rPr>
+              <w:t>Attendance</w:t>
+            </w:r>
+            <w:proofErr w:type="spellEnd"/>
           </w:p>
         </w:tc>
         <w:tc>
@@ -1992,6 +3325,15 @@
                 <w:lang w:val="ru-RU"/>
               </w:rPr>
             </w:pPr>
+            <w:r>
+              <w:rPr>
+                <w:rFonts w:asciiTheme="minorHAnsi" w:eastAsia="Times New Roman" w:hAnsiTheme="minorHAnsi" w:cs="Times New Roman"/>
+                <w:sz w:val="28"/>
+                <w:szCs w:val="28"/>
+                <w:lang w:val="ru-RU"/>
+              </w:rPr>
+              <w:t>Отдельное отношение для ведения посещения</w:t>
+            </w:r>
           </w:p>
         </w:tc>
         <w:tc>
@@ -2008,6 +3350,33 @@
                 <w:lang w:val="ru-RU"/>
               </w:rPr>
             </w:pPr>
+            <w:proofErr w:type="spellStart"/>
+            <w:r>
+              <w:rPr>
+                <w:rFonts w:asciiTheme="minorHAnsi" w:eastAsia="Times New Roman" w:hAnsiTheme="minorHAnsi" w:cs="Times New Roman"/>
+                <w:b/>
+                <w:bCs/>
+                <w:i/>
+                <w:iCs/>
+                <w:sz w:val="28"/>
+                <w:szCs w:val="28"/>
+                <w:u w:val="single"/>
+              </w:rPr>
+              <w:t>ID</w:t>
+            </w:r>
+            <w:r>
+              <w:rPr>
+                <w:rFonts w:asciiTheme="minorHAnsi" w:eastAsia="Times New Roman" w:hAnsiTheme="minorHAnsi" w:cs="Times New Roman"/>
+                <w:b/>
+                <w:bCs/>
+                <w:i/>
+                <w:iCs/>
+                <w:sz w:val="28"/>
+                <w:szCs w:val="28"/>
+              </w:rPr>
+              <w:t>Attendance</w:t>
+            </w:r>
+            <w:proofErr w:type="spellEnd"/>
           </w:p>
         </w:tc>
         <w:tc>
@@ -2024,6 +3393,33 @@
                 <w:lang w:val="ru-RU"/>
               </w:rPr>
             </w:pPr>
+            <w:proofErr w:type="spellStart"/>
+            <w:r>
+              <w:rPr>
+                <w:rFonts w:asciiTheme="minorHAnsi" w:eastAsia="Times New Roman" w:hAnsiTheme="minorHAnsi" w:cs="Times New Roman"/>
+                <w:b/>
+                <w:bCs/>
+                <w:i/>
+                <w:iCs/>
+                <w:sz w:val="28"/>
+                <w:szCs w:val="28"/>
+                <w:u w:val="single"/>
+              </w:rPr>
+              <w:t>ID</w:t>
+            </w:r>
+            <w:r>
+              <w:rPr>
+                <w:rFonts w:asciiTheme="minorHAnsi" w:eastAsia="Times New Roman" w:hAnsiTheme="minorHAnsi" w:cs="Times New Roman"/>
+                <w:b/>
+                <w:bCs/>
+                <w:i/>
+                <w:iCs/>
+                <w:sz w:val="28"/>
+                <w:szCs w:val="28"/>
+              </w:rPr>
+              <w:t>Attendance</w:t>
+            </w:r>
+            <w:proofErr w:type="spellEnd"/>
           </w:p>
         </w:tc>
         <w:tc>
@@ -2032,14 +3428,23 @@
           </w:tcPr>
           <w:p>
             <w:pPr>
-              <w:spacing w:before="240"/>
-              <w:rPr>
-                <w:rFonts w:asciiTheme="minorHAnsi" w:eastAsia="Times New Roman" w:hAnsiTheme="minorHAnsi" w:cs="Times New Roman"/>
-                <w:sz w:val="28"/>
-                <w:szCs w:val="28"/>
-                <w:lang w:val="ru-RU"/>
-              </w:rPr>
-            </w:pPr>
+              <w:jc w:val="center"/>
+              <w:rPr>
+                <w:rFonts w:asciiTheme="minorHAnsi" w:eastAsia="Times New Roman" w:hAnsiTheme="minorHAnsi" w:cs="Times New Roman"/>
+                <w:sz w:val="28"/>
+                <w:szCs w:val="28"/>
+                <w:lang w:val="ru-RU"/>
+              </w:rPr>
+            </w:pPr>
+            <w:r>
+              <w:rPr>
+                <w:rFonts w:asciiTheme="minorHAnsi" w:eastAsia="Times New Roman" w:hAnsiTheme="minorHAnsi" w:cs="Times New Roman"/>
+                <w:sz w:val="28"/>
+                <w:szCs w:val="28"/>
+                <w:lang w:val="ru-RU"/>
+              </w:rPr>
+              <w:t>-</w:t>
+            </w:r>
           </w:p>
         </w:tc>
         <w:tc>
@@ -2056,6 +3461,70 @@
                 <w:lang w:val="ru-RU"/>
               </w:rPr>
             </w:pPr>
+            <w:r>
+              <w:rPr>
+                <w:rFonts w:asciiTheme="minorHAnsi" w:eastAsia="Times New Roman" w:hAnsiTheme="minorHAnsi" w:cs="Times New Roman"/>
+                <w:sz w:val="28"/>
+                <w:szCs w:val="28"/>
+                <w:lang w:val="ru-RU"/>
+              </w:rPr>
+              <w:t>Идентификатор (</w:t>
+            </w:r>
+            <w:proofErr w:type="spellStart"/>
+            <w:r>
+              <w:rPr>
+                <w:rFonts w:asciiTheme="minorHAnsi" w:eastAsia="Times New Roman" w:hAnsiTheme="minorHAnsi" w:cs="Times New Roman"/>
+                <w:b/>
+                <w:bCs/>
+                <w:i/>
+                <w:iCs/>
+                <w:sz w:val="28"/>
+                <w:szCs w:val="28"/>
+                <w:u w:val="single"/>
+              </w:rPr>
+              <w:t>ID</w:t>
+            </w:r>
+            <w:r>
+              <w:rPr>
+                <w:rFonts w:asciiTheme="minorHAnsi" w:eastAsia="Times New Roman" w:hAnsiTheme="minorHAnsi" w:cs="Times New Roman"/>
+                <w:b/>
+                <w:bCs/>
+                <w:i/>
+                <w:iCs/>
+                <w:sz w:val="28"/>
+                <w:szCs w:val="28"/>
+              </w:rPr>
+              <w:t>Attendance</w:t>
+            </w:r>
+            <w:proofErr w:type="spellEnd"/>
+            <w:r>
+              <w:rPr>
+                <w:rFonts w:asciiTheme="minorHAnsi" w:eastAsia="Times New Roman" w:hAnsiTheme="minorHAnsi" w:cs="Times New Roman"/>
+                <w:sz w:val="28"/>
+                <w:szCs w:val="28"/>
+                <w:lang w:val="ru-RU"/>
+              </w:rPr>
+              <w:t>) – атрибут сущности, точно определяющий конкретны</w:t>
+            </w:r>
+            <w:r>
+              <w:rPr>
+                <w:rFonts w:asciiTheme="minorHAnsi" w:eastAsia="Times New Roman" w:hAnsiTheme="minorHAnsi" w:cs="Times New Roman"/>
+                <w:sz w:val="28"/>
+                <w:szCs w:val="28"/>
+                <w:lang w:val="ru-RU"/>
+              </w:rPr>
+              <w:lastRenderedPageBreak/>
+              <w:t>й экземпляр.</w:t>
+            </w:r>
+            <w:r>
+              <w:rPr>
+                <w:rFonts w:asciiTheme="minorHAnsi" w:eastAsia="Times New Roman" w:hAnsiTheme="minorHAnsi" w:cs="Times New Roman"/>
+                <w:sz w:val="28"/>
+                <w:szCs w:val="28"/>
+                <w:lang w:val="ru-RU"/>
+              </w:rPr>
+              <w:t xml:space="preserve"> Минимальности нету.</w:t>
+            </w:r>
           </w:p>
         </w:tc>
       </w:tr>
@@ -2067,13 +3536,129 @@
           <w:p>
             <w:pPr>
               <w:spacing w:before="240"/>
-              <w:rPr>
-                <w:rFonts w:asciiTheme="minorHAnsi" w:eastAsia="Times New Roman" w:hAnsiTheme="minorHAnsi" w:cs="Times New Roman"/>
-                <w:sz w:val="28"/>
-                <w:szCs w:val="28"/>
-                <w:lang w:val="ru-RU"/>
-              </w:rPr>
-            </w:pPr>
+              <w:jc w:val="center"/>
+              <w:rPr>
+                <w:rFonts w:asciiTheme="minorHAnsi" w:eastAsia="Times New Roman" w:hAnsiTheme="minorHAnsi" w:cs="Times New Roman"/>
+                <w:b/>
+                <w:bCs/>
+                <w:sz w:val="28"/>
+                <w:szCs w:val="28"/>
+                <w:lang w:val="ru-RU"/>
+              </w:rPr>
+            </w:pPr>
+            <w:proofErr w:type="spellStart"/>
+            <w:r>
+              <w:rPr>
+                <w:rFonts w:asciiTheme="minorHAnsi" w:eastAsia="Times New Roman" w:hAnsiTheme="minorHAnsi" w:cs="Times New Roman"/>
+                <w:b/>
+                <w:bCs/>
+                <w:sz w:val="28"/>
+                <w:szCs w:val="28"/>
+              </w:rPr>
+              <w:lastRenderedPageBreak/>
+              <w:t>Registration</w:t>
+            </w:r>
+            <w:proofErr w:type="spellEnd"/>
+          </w:p>
+          <w:p>
+            <w:pPr>
+              <w:rPr>
+                <w:rFonts w:asciiTheme="minorHAnsi" w:eastAsia="Times New Roman" w:hAnsiTheme="minorHAnsi" w:cs="Times New Roman"/>
+                <w:b/>
+                <w:bCs/>
+                <w:i/>
+                <w:iCs/>
+                <w:sz w:val="28"/>
+                <w:szCs w:val="28"/>
+                <w:u w:val="single"/>
+                <w:lang w:val="ru-RU"/>
+              </w:rPr>
+            </w:pPr>
+            <w:proofErr w:type="spellStart"/>
+            <w:r>
+              <w:rPr>
+                <w:rFonts w:asciiTheme="minorHAnsi" w:eastAsia="Times New Roman" w:hAnsiTheme="minorHAnsi" w:cs="Times New Roman"/>
+                <w:b/>
+                <w:bCs/>
+                <w:i/>
+                <w:iCs/>
+                <w:sz w:val="28"/>
+                <w:szCs w:val="28"/>
+                <w:u w:val="single"/>
+              </w:rPr>
+              <w:t>IDRegistration</w:t>
+            </w:r>
+            <w:proofErr w:type="spellEnd"/>
+          </w:p>
+          <w:p>
+            <w:pPr>
+              <w:rPr>
+                <w:rFonts w:asciiTheme="minorHAnsi" w:eastAsia="Times New Roman" w:hAnsiTheme="minorHAnsi" w:cs="Times New Roman"/>
+                <w:b/>
+                <w:bCs/>
+                <w:i/>
+                <w:iCs/>
+                <w:sz w:val="28"/>
+                <w:szCs w:val="28"/>
+                <w:u w:val="single"/>
+                <w:lang w:val="ru-RU"/>
+              </w:rPr>
+            </w:pPr>
+            <w:proofErr w:type="spellStart"/>
+            <w:r>
+              <w:rPr>
+                <w:rFonts w:asciiTheme="minorHAnsi" w:eastAsia="Times New Roman" w:hAnsiTheme="minorHAnsi" w:cs="Times New Roman"/>
+                <w:b/>
+                <w:bCs/>
+                <w:i/>
+                <w:iCs/>
+                <w:sz w:val="28"/>
+                <w:szCs w:val="28"/>
+                <w:u w:val="single"/>
+              </w:rPr>
+              <w:t>IDHuman</w:t>
+            </w:r>
+            <w:proofErr w:type="spellEnd"/>
+          </w:p>
+          <w:p>
+            <w:pPr>
+              <w:rPr>
+                <w:rFonts w:asciiTheme="minorHAnsi" w:eastAsia="Times New Roman" w:hAnsiTheme="minorHAnsi" w:cs="Times New Roman"/>
+                <w:sz w:val="28"/>
+                <w:szCs w:val="28"/>
+                <w:lang w:val="ru-RU"/>
+              </w:rPr>
+            </w:pPr>
+            <w:proofErr w:type="spellStart"/>
+            <w:r>
+              <w:rPr>
+                <w:rFonts w:asciiTheme="minorHAnsi" w:eastAsia="Times New Roman" w:hAnsiTheme="minorHAnsi" w:cs="Times New Roman"/>
+                <w:sz w:val="28"/>
+                <w:szCs w:val="28"/>
+              </w:rPr>
+              <w:t>Date</w:t>
+            </w:r>
+            <w:proofErr w:type="spellEnd"/>
+          </w:p>
+          <w:p>
+            <w:pPr>
+              <w:rPr>
+                <w:rFonts w:asciiTheme="minorHAnsi" w:eastAsia="Times New Roman" w:hAnsiTheme="minorHAnsi" w:cs="Times New Roman"/>
+                <w:sz w:val="28"/>
+                <w:szCs w:val="28"/>
+                <w:lang w:val="ru-RU"/>
+              </w:rPr>
+            </w:pPr>
+            <w:proofErr w:type="spellStart"/>
+            <w:r>
+              <w:rPr>
+                <w:rFonts w:asciiTheme="minorHAnsi" w:eastAsia="Times New Roman" w:hAnsiTheme="minorHAnsi" w:cs="Times New Roman"/>
+                <w:sz w:val="28"/>
+                <w:szCs w:val="28"/>
+              </w:rPr>
+              <w:t>Condition</w:t>
+            </w:r>
+            <w:proofErr w:type="spellEnd"/>
           </w:p>
         </w:tc>
         <w:tc>
@@ -2090,6 +3675,15 @@
                 <w:lang w:val="ru-RU"/>
               </w:rPr>
             </w:pPr>
+            <w:r>
+              <w:rPr>
+                <w:rFonts w:asciiTheme="minorHAnsi" w:eastAsia="Times New Roman" w:hAnsiTheme="minorHAnsi" w:cs="Times New Roman"/>
+                <w:sz w:val="28"/>
+                <w:szCs w:val="28"/>
+                <w:lang w:val="ru-RU"/>
+              </w:rPr>
+              <w:t>Регистрация на сессию для её посещения.</w:t>
+            </w:r>
           </w:p>
         </w:tc>
         <w:tc>
@@ -2098,6 +3692,36 @@
           </w:tcPr>
           <w:p>
             <w:pPr>
+              <w:rPr>
+                <w:rFonts w:asciiTheme="minorHAnsi" w:eastAsia="Times New Roman" w:hAnsiTheme="minorHAnsi" w:cs="Times New Roman"/>
+                <w:b/>
+                <w:bCs/>
+                <w:i/>
+                <w:iCs/>
+                <w:sz w:val="28"/>
+                <w:szCs w:val="28"/>
+                <w:u w:val="single"/>
+                <w:lang w:val="ru-RU"/>
+              </w:rPr>
+            </w:pPr>
+            <w:proofErr w:type="spellStart"/>
+            <w:r>
+              <w:rPr>
+                <w:rFonts w:asciiTheme="minorHAnsi" w:eastAsia="Times New Roman" w:hAnsiTheme="minorHAnsi" w:cs="Times New Roman"/>
+                <w:b/>
+                <w:bCs/>
+                <w:i/>
+                <w:iCs/>
+                <w:sz w:val="28"/>
+                <w:szCs w:val="28"/>
+                <w:u w:val="single"/>
+              </w:rPr>
+              <w:t>IDRegistration</w:t>
+            </w:r>
+            <w:proofErr w:type="spellEnd"/>
+          </w:p>
+          <w:p>
+            <w:pPr>
               <w:spacing w:before="240"/>
               <w:rPr>
                 <w:rFonts w:asciiTheme="minorHAnsi" w:eastAsia="Times New Roman" w:hAnsiTheme="minorHAnsi" w:cs="Times New Roman"/>
@@ -2114,6 +3738,36 @@
           </w:tcPr>
           <w:p>
             <w:pPr>
+              <w:rPr>
+                <w:rFonts w:asciiTheme="minorHAnsi" w:eastAsia="Times New Roman" w:hAnsiTheme="minorHAnsi" w:cs="Times New Roman"/>
+                <w:b/>
+                <w:bCs/>
+                <w:i/>
+                <w:iCs/>
+                <w:sz w:val="28"/>
+                <w:szCs w:val="28"/>
+                <w:u w:val="single"/>
+                <w:lang w:val="ru-RU"/>
+              </w:rPr>
+            </w:pPr>
+            <w:proofErr w:type="spellStart"/>
+            <w:r>
+              <w:rPr>
+                <w:rFonts w:asciiTheme="minorHAnsi" w:eastAsia="Times New Roman" w:hAnsiTheme="minorHAnsi" w:cs="Times New Roman"/>
+                <w:b/>
+                <w:bCs/>
+                <w:i/>
+                <w:iCs/>
+                <w:sz w:val="28"/>
+                <w:szCs w:val="28"/>
+                <w:u w:val="single"/>
+              </w:rPr>
+              <w:t>IDRegistration</w:t>
+            </w:r>
+            <w:proofErr w:type="spellEnd"/>
+          </w:p>
+          <w:p>
+            <w:pPr>
               <w:spacing w:before="240"/>
               <w:rPr>
                 <w:rFonts w:asciiTheme="minorHAnsi" w:eastAsia="Times New Roman" w:hAnsiTheme="minorHAnsi" w:cs="Times New Roman"/>
@@ -2131,13 +3785,79 @@
           <w:p>
             <w:pPr>
               <w:spacing w:before="240"/>
-              <w:rPr>
-                <w:rFonts w:asciiTheme="minorHAnsi" w:eastAsia="Times New Roman" w:hAnsiTheme="minorHAnsi" w:cs="Times New Roman"/>
-                <w:sz w:val="28"/>
-                <w:szCs w:val="28"/>
-                <w:lang w:val="ru-RU"/>
-              </w:rPr>
-            </w:pPr>
+              <w:jc w:val="center"/>
+              <w:rPr>
+                <w:rFonts w:asciiTheme="minorHAnsi" w:eastAsia="Times New Roman" w:hAnsiTheme="minorHAnsi" w:cs="Times New Roman"/>
+                <w:b/>
+                <w:bCs/>
+                <w:i/>
+                <w:iCs/>
+                <w:sz w:val="28"/>
+                <w:szCs w:val="28"/>
+                <w:u w:val="single"/>
+                <w:lang w:val="ru-RU"/>
+              </w:rPr>
+            </w:pPr>
+            <w:proofErr w:type="spellStart"/>
+            <w:r>
+              <w:rPr>
+                <w:rFonts w:asciiTheme="minorHAnsi" w:eastAsia="Times New Roman" w:hAnsiTheme="minorHAnsi" w:cs="Times New Roman"/>
+                <w:b/>
+                <w:bCs/>
+                <w:i/>
+                <w:iCs/>
+                <w:sz w:val="28"/>
+                <w:szCs w:val="28"/>
+                <w:u w:val="single"/>
+              </w:rPr>
+              <w:t>IDHuman</w:t>
+            </w:r>
+            <w:proofErr w:type="spellEnd"/>
+          </w:p>
+          <w:p>
+            <w:pPr>
+              <w:spacing w:before="240"/>
+              <w:jc w:val="center"/>
+              <w:rPr>
+                <w:rFonts w:asciiTheme="minorHAnsi" w:eastAsia="Times New Roman" w:hAnsiTheme="minorHAnsi" w:cs="Times New Roman"/>
+                <w:sz w:val="28"/>
+                <w:szCs w:val="28"/>
+                <w:lang w:val="ru-RU"/>
+              </w:rPr>
+            </w:pPr>
+            <w:proofErr w:type="spellStart"/>
+            <w:r>
+              <w:rPr>
+                <w:rFonts w:asciiTheme="minorHAnsi" w:eastAsia="Times New Roman" w:hAnsiTheme="minorHAnsi" w:cs="Times New Roman"/>
+                <w:sz w:val="28"/>
+                <w:szCs w:val="28"/>
+              </w:rPr>
+              <w:t>Date</w:t>
+            </w:r>
+            <w:proofErr w:type="spellEnd"/>
+          </w:p>
+          <w:p>
+            <w:pPr>
+              <w:spacing w:before="240"/>
+              <w:jc w:val="center"/>
+              <w:rPr>
+                <w:rFonts w:asciiTheme="minorHAnsi" w:eastAsia="Times New Roman" w:hAnsiTheme="minorHAnsi" w:cs="Times New Roman"/>
+                <w:sz w:val="28"/>
+                <w:szCs w:val="28"/>
+                <w:lang w:val="ru-RU"/>
+              </w:rPr>
+            </w:pPr>
+            <w:proofErr w:type="spellStart"/>
+            <w:r>
+              <w:rPr>
+                <w:rFonts w:asciiTheme="minorHAnsi" w:eastAsia="Times New Roman" w:hAnsiTheme="minorHAnsi" w:cs="Times New Roman"/>
+                <w:sz w:val="28"/>
+                <w:szCs w:val="28"/>
+                <w:u w:val="single"/>
+              </w:rPr>
+              <w:t>Condition</w:t>
+            </w:r>
+            <w:proofErr w:type="spellEnd"/>
           </w:p>
         </w:tc>
         <w:tc>
@@ -2146,14 +3866,151 @@
           </w:tcPr>
           <w:p>
             <w:pPr>
+              <w:rPr>
+                <w:rFonts w:asciiTheme="minorHAnsi" w:eastAsia="Times New Roman" w:hAnsiTheme="minorHAnsi" w:cs="Times New Roman"/>
+                <w:b/>
+                <w:bCs/>
+                <w:i/>
+                <w:iCs/>
+                <w:sz w:val="28"/>
+                <w:szCs w:val="28"/>
+                <w:u w:val="single"/>
+                <w:lang w:val="ru-RU"/>
+              </w:rPr>
+            </w:pPr>
+            <w:r>
+              <w:rPr>
+                <w:rFonts w:asciiTheme="minorHAnsi" w:eastAsia="Times New Roman" w:hAnsiTheme="minorHAnsi" w:cs="Times New Roman"/>
+                <w:sz w:val="28"/>
+                <w:szCs w:val="28"/>
+                <w:lang w:val="ru-RU"/>
+              </w:rPr>
+              <w:t>Идентификатор (</w:t>
+            </w:r>
+            <w:proofErr w:type="spellStart"/>
+            <w:r>
+              <w:rPr>
+                <w:rFonts w:asciiTheme="minorHAnsi" w:eastAsia="Times New Roman" w:hAnsiTheme="minorHAnsi" w:cs="Times New Roman"/>
+                <w:b/>
+                <w:bCs/>
+                <w:i/>
+                <w:iCs/>
+                <w:sz w:val="28"/>
+                <w:szCs w:val="28"/>
+                <w:u w:val="single"/>
+              </w:rPr>
+              <w:t>IDRegistration</w:t>
+            </w:r>
+            <w:proofErr w:type="spellEnd"/>
+            <w:r>
+              <w:rPr>
+                <w:rFonts w:asciiTheme="minorHAnsi" w:eastAsia="Times New Roman" w:hAnsiTheme="minorHAnsi" w:cs="Times New Roman"/>
+                <w:sz w:val="28"/>
+                <w:szCs w:val="28"/>
+                <w:lang w:val="ru-RU"/>
+              </w:rPr>
+              <w:t>) – атрибут сущности, точно определяющий конкретный экземпляр.</w:t>
+            </w:r>
+            <w:r>
+              <w:rPr>
+                <w:rFonts w:asciiTheme="minorHAnsi" w:eastAsia="Times New Roman" w:hAnsiTheme="minorHAnsi" w:cs="Times New Roman"/>
+                <w:sz w:val="28"/>
+                <w:szCs w:val="28"/>
+                <w:lang w:val="ru-RU"/>
+              </w:rPr>
+              <w:t xml:space="preserve"> </w:t>
+            </w:r>
+            <w:r>
+              <w:rPr>
+                <w:rFonts w:asciiTheme="minorHAnsi" w:eastAsia="Times New Roman" w:hAnsiTheme="minorHAnsi" w:cs="Times New Roman"/>
+                <w:sz w:val="28"/>
+                <w:szCs w:val="28"/>
+                <w:lang w:val="ru-RU"/>
+              </w:rPr>
+              <w:t>Использование минимальности для идентификации через</w:t>
+            </w:r>
+            <w:r>
+              <w:rPr>
+                <w:rFonts w:asciiTheme="minorHAnsi" w:eastAsia="Times New Roman" w:hAnsiTheme="minorHAnsi" w:cs="Times New Roman"/>
+                <w:sz w:val="28"/>
+                <w:szCs w:val="28"/>
+                <w:lang w:val="ru-RU"/>
+              </w:rPr>
+              <w:t xml:space="preserve"> </w:t>
+            </w:r>
+            <w:proofErr w:type="spellStart"/>
+            <w:r>
+              <w:rPr>
+                <w:rFonts w:asciiTheme="minorHAnsi" w:eastAsia="Times New Roman" w:hAnsiTheme="minorHAnsi" w:cs="Times New Roman"/>
+                <w:b/>
+                <w:bCs/>
+                <w:i/>
+                <w:iCs/>
+                <w:sz w:val="28"/>
+                <w:szCs w:val="28"/>
+                <w:u w:val="single"/>
+              </w:rPr>
+              <w:t>IDHuman</w:t>
+            </w:r>
+            <w:proofErr w:type="spellEnd"/>
+          </w:p>
+          <w:p>
+            <w:pPr>
               <w:spacing w:before="240"/>
-              <w:rPr>
-                <w:rFonts w:asciiTheme="minorHAnsi" w:eastAsia="Times New Roman" w:hAnsiTheme="minorHAnsi" w:cs="Times New Roman"/>
-                <w:sz w:val="28"/>
-                <w:szCs w:val="28"/>
-                <w:lang w:val="ru-RU"/>
-              </w:rPr>
-            </w:pPr>
+              <w:jc w:val="center"/>
+              <w:rPr>
+                <w:rFonts w:asciiTheme="minorHAnsi" w:eastAsia="Times New Roman" w:hAnsiTheme="minorHAnsi" w:cs="Times New Roman"/>
+                <w:sz w:val="28"/>
+                <w:szCs w:val="28"/>
+                <w:lang w:val="ru-RU"/>
+              </w:rPr>
+            </w:pPr>
+            <w:proofErr w:type="spellStart"/>
+            <w:r>
+              <w:rPr>
+                <w:rFonts w:asciiTheme="minorHAnsi" w:eastAsia="Times New Roman" w:hAnsiTheme="minorHAnsi" w:cs="Times New Roman"/>
+                <w:sz w:val="28"/>
+                <w:szCs w:val="28"/>
+              </w:rPr>
+              <w:t>Date</w:t>
+            </w:r>
+            <w:proofErr w:type="spellEnd"/>
+          </w:p>
+          <w:p>
+            <w:pPr>
+              <w:rPr>
+                <w:rFonts w:asciiTheme="minorHAnsi" w:eastAsia="Times New Roman" w:hAnsiTheme="minorHAnsi" w:cs="Times New Roman"/>
+                <w:b/>
+                <w:bCs/>
+                <w:i/>
+                <w:iCs/>
+                <w:sz w:val="28"/>
+                <w:szCs w:val="28"/>
+                <w:u w:val="single"/>
+                <w:lang w:val="ru-RU"/>
+              </w:rPr>
+            </w:pPr>
+            <w:proofErr w:type="spellStart"/>
+            <w:r>
+              <w:rPr>
+                <w:rFonts w:asciiTheme="minorHAnsi" w:eastAsia="Times New Roman" w:hAnsiTheme="minorHAnsi" w:cs="Times New Roman"/>
+                <w:sz w:val="28"/>
+                <w:szCs w:val="28"/>
+                <w:u w:val="single"/>
+              </w:rPr>
+              <w:t>Condition</w:t>
+            </w:r>
+            <w:proofErr w:type="spellEnd"/>
+            <w:r>
+              <w:rPr>
+                <w:rFonts w:asciiTheme="minorHAnsi" w:eastAsia="Times New Roman" w:hAnsiTheme="minorHAnsi" w:cs="Times New Roman"/>
+                <w:sz w:val="28"/>
+                <w:szCs w:val="28"/>
+                <w:u w:val="single"/>
+                <w:lang w:val="ru-RU"/>
+              </w:rPr>
+              <w:t xml:space="preserve"> для идентификации экземпляра допустимо.</w:t>
+            </w:r>
           </w:p>
         </w:tc>
       </w:tr>
@@ -2165,13 +4022,166 @@
           <w:p>
             <w:pPr>
               <w:spacing w:before="240"/>
-              <w:rPr>
-                <w:rFonts w:asciiTheme="minorHAnsi" w:eastAsia="Times New Roman" w:hAnsiTheme="minorHAnsi" w:cs="Times New Roman"/>
-                <w:sz w:val="28"/>
-                <w:szCs w:val="28"/>
-                <w:lang w:val="ru-RU"/>
-              </w:rPr>
-            </w:pPr>
+              <w:jc w:val="center"/>
+              <w:rPr>
+                <w:rFonts w:asciiTheme="minorHAnsi" w:eastAsia="Times New Roman" w:hAnsiTheme="minorHAnsi" w:cs="Times New Roman"/>
+                <w:b/>
+                <w:bCs/>
+                <w:sz w:val="28"/>
+                <w:szCs w:val="28"/>
+                <w:lang w:val="ru-RU"/>
+              </w:rPr>
+            </w:pPr>
+            <w:r>
+              <w:rPr>
+                <w:rFonts w:asciiTheme="minorHAnsi" w:eastAsia="Times New Roman" w:hAnsiTheme="minorHAnsi" w:cs="Times New Roman"/>
+                <w:b/>
+                <w:bCs/>
+                <w:sz w:val="28"/>
+                <w:szCs w:val="28"/>
+              </w:rPr>
+              <w:t>Conference</w:t>
+            </w:r>
+          </w:p>
+          <w:p>
+            <w:pPr>
+              <w:rPr>
+                <w:rFonts w:asciiTheme="minorHAnsi" w:eastAsia="Times New Roman" w:hAnsiTheme="minorHAnsi" w:cs="Times New Roman"/>
+                <w:b/>
+                <w:bCs/>
+                <w:i/>
+                <w:iCs/>
+                <w:sz w:val="28"/>
+                <w:szCs w:val="28"/>
+                <w:u w:val="single"/>
+                <w:lang w:val="ru-RU"/>
+              </w:rPr>
+            </w:pPr>
+            <w:proofErr w:type="spellStart"/>
+            <w:r>
+              <w:rPr>
+                <w:rFonts w:asciiTheme="minorHAnsi" w:eastAsia="Times New Roman" w:hAnsiTheme="minorHAnsi" w:cs="Times New Roman"/>
+                <w:b/>
+                <w:bCs/>
+                <w:i/>
+                <w:iCs/>
+                <w:sz w:val="28"/>
+                <w:szCs w:val="28"/>
+                <w:u w:val="single"/>
+              </w:rPr>
+              <w:lastRenderedPageBreak/>
+              <w:t>IDConference</w:t>
+            </w:r>
+            <w:proofErr w:type="spellEnd"/>
+          </w:p>
+          <w:p>
+            <w:pPr>
+              <w:rPr>
+                <w:rFonts w:asciiTheme="minorHAnsi" w:eastAsia="Times New Roman" w:hAnsiTheme="minorHAnsi" w:cs="Times New Roman"/>
+                <w:b/>
+                <w:bCs/>
+                <w:i/>
+                <w:iCs/>
+                <w:sz w:val="28"/>
+                <w:szCs w:val="28"/>
+                <w:u w:val="single"/>
+                <w:lang w:val="ru-RU"/>
+              </w:rPr>
+            </w:pPr>
+            <w:proofErr w:type="spellStart"/>
+            <w:r>
+              <w:rPr>
+                <w:rFonts w:asciiTheme="minorHAnsi" w:eastAsia="Times New Roman" w:hAnsiTheme="minorHAnsi" w:cs="Times New Roman"/>
+                <w:b/>
+                <w:bCs/>
+                <w:i/>
+                <w:iCs/>
+                <w:sz w:val="28"/>
+                <w:szCs w:val="28"/>
+                <w:u w:val="single"/>
+              </w:rPr>
+              <w:t>IDRegistration</w:t>
+            </w:r>
+            <w:proofErr w:type="spellEnd"/>
+          </w:p>
+          <w:p>
+            <w:pPr>
+              <w:rPr>
+                <w:rFonts w:asciiTheme="minorHAnsi" w:eastAsia="Times New Roman" w:hAnsiTheme="minorHAnsi" w:cs="Times New Roman"/>
+                <w:b/>
+                <w:bCs/>
+                <w:i/>
+                <w:iCs/>
+                <w:sz w:val="28"/>
+                <w:szCs w:val="28"/>
+                <w:lang w:val="ru-RU"/>
+              </w:rPr>
+            </w:pPr>
+            <w:proofErr w:type="spellStart"/>
+            <w:r>
+              <w:rPr>
+                <w:rFonts w:asciiTheme="minorHAnsi" w:eastAsia="Times New Roman" w:hAnsiTheme="minorHAnsi" w:cs="Times New Roman"/>
+                <w:b/>
+                <w:bCs/>
+                <w:i/>
+                <w:iCs/>
+                <w:sz w:val="28"/>
+                <w:szCs w:val="28"/>
+                <w:u w:val="single"/>
+              </w:rPr>
+              <w:t>ID</w:t>
+            </w:r>
+            <w:r>
+              <w:rPr>
+                <w:rFonts w:asciiTheme="minorHAnsi" w:eastAsia="Times New Roman" w:hAnsiTheme="minorHAnsi" w:cs="Times New Roman"/>
+                <w:b/>
+                <w:bCs/>
+                <w:i/>
+                <w:iCs/>
+                <w:sz w:val="28"/>
+                <w:szCs w:val="28"/>
+              </w:rPr>
+              <w:t>Organizer</w:t>
+            </w:r>
+            <w:proofErr w:type="spellEnd"/>
+          </w:p>
+          <w:p>
+            <w:pPr>
+              <w:rPr>
+                <w:rFonts w:asciiTheme="minorHAnsi" w:eastAsia="Times New Roman" w:hAnsiTheme="minorHAnsi" w:cs="Times New Roman"/>
+                <w:sz w:val="28"/>
+                <w:szCs w:val="28"/>
+                <w:lang w:val="ru-RU"/>
+              </w:rPr>
+            </w:pPr>
+            <w:r>
+              <w:rPr>
+                <w:rFonts w:asciiTheme="minorHAnsi" w:eastAsia="Times New Roman" w:hAnsiTheme="minorHAnsi" w:cs="Times New Roman"/>
+                <w:sz w:val="28"/>
+                <w:szCs w:val="28"/>
+              </w:rPr>
+              <w:t>Place</w:t>
+            </w:r>
+          </w:p>
+          <w:p>
+            <w:pPr>
+              <w:rPr>
+                <w:rFonts w:asciiTheme="minorHAnsi" w:eastAsia="Times New Roman" w:hAnsiTheme="minorHAnsi" w:cs="Times New Roman"/>
+                <w:sz w:val="28"/>
+                <w:szCs w:val="28"/>
+                <w:lang w:val="ru-RU"/>
+              </w:rPr>
+            </w:pPr>
+            <w:proofErr w:type="spellStart"/>
+            <w:r>
+              <w:rPr>
+                <w:rFonts w:asciiTheme="minorHAnsi" w:eastAsia="Times New Roman" w:hAnsiTheme="minorHAnsi" w:cs="Times New Roman"/>
+                <w:sz w:val="28"/>
+                <w:szCs w:val="28"/>
+              </w:rPr>
+              <w:t>Date</w:t>
+            </w:r>
+            <w:proofErr w:type="spellEnd"/>
           </w:p>
         </w:tc>
         <w:tc>
@@ -2188,6 +4198,46 @@
                 <w:lang w:val="ru-RU"/>
               </w:rPr>
             </w:pPr>
+            <w:r>
+              <w:rPr>
+                <w:rFonts w:asciiTheme="minorHAnsi" w:eastAsia="Times New Roman" w:hAnsiTheme="minorHAnsi" w:cs="Times New Roman"/>
+                <w:sz w:val="28"/>
+                <w:szCs w:val="28"/>
+                <w:lang w:val="ru-RU"/>
+              </w:rPr>
+              <w:lastRenderedPageBreak/>
+              <w:t>Информация о конфер</w:t>
+            </w:r>
+            <w:r>
+              <w:rPr>
+                <w:rFonts w:asciiTheme="minorHAnsi" w:eastAsia="Times New Roman" w:hAnsiTheme="minorHAnsi" w:cs="Times New Roman"/>
+                <w:sz w:val="28"/>
+                <w:szCs w:val="28"/>
+                <w:lang w:val="ru-RU"/>
+              </w:rPr>
+              <w:lastRenderedPageBreak/>
+              <w:t xml:space="preserve">енции для участия в </w:t>
+            </w:r>
+            <w:proofErr w:type="spellStart"/>
+            <w:r>
+              <w:rPr>
+                <w:rFonts w:asciiTheme="minorHAnsi" w:eastAsia="Times New Roman" w:hAnsiTheme="minorHAnsi" w:cs="Times New Roman"/>
+                <w:sz w:val="28"/>
+                <w:szCs w:val="28"/>
+                <w:lang w:val="ru-RU"/>
+              </w:rPr>
+              <w:t>нёй</w:t>
+            </w:r>
+            <w:proofErr w:type="spellEnd"/>
+            <w:r>
+              <w:rPr>
+                <w:rFonts w:asciiTheme="minorHAnsi" w:eastAsia="Times New Roman" w:hAnsiTheme="minorHAnsi" w:cs="Times New Roman"/>
+                <w:sz w:val="28"/>
+                <w:szCs w:val="28"/>
+                <w:lang w:val="ru-RU"/>
+              </w:rPr>
+              <w:t>.</w:t>
+            </w:r>
           </w:p>
         </w:tc>
         <w:tc>
@@ -2196,6 +4246,37 @@
           </w:tcPr>
           <w:p>
             <w:pPr>
+              <w:rPr>
+                <w:rFonts w:asciiTheme="minorHAnsi" w:eastAsia="Times New Roman" w:hAnsiTheme="minorHAnsi" w:cs="Times New Roman"/>
+                <w:b/>
+                <w:bCs/>
+                <w:i/>
+                <w:iCs/>
+                <w:sz w:val="28"/>
+                <w:szCs w:val="28"/>
+                <w:u w:val="single"/>
+                <w:lang w:val="ru-RU"/>
+              </w:rPr>
+            </w:pPr>
+            <w:proofErr w:type="spellStart"/>
+            <w:r>
+              <w:rPr>
+                <w:rFonts w:asciiTheme="minorHAnsi" w:eastAsia="Times New Roman" w:hAnsiTheme="minorHAnsi" w:cs="Times New Roman"/>
+                <w:b/>
+                <w:bCs/>
+                <w:i/>
+                <w:iCs/>
+                <w:sz w:val="28"/>
+                <w:szCs w:val="28"/>
+                <w:u w:val="single"/>
+              </w:rPr>
+              <w:lastRenderedPageBreak/>
+              <w:t>IDConference</w:t>
+            </w:r>
+            <w:proofErr w:type="spellEnd"/>
+          </w:p>
+          <w:p>
+            <w:pPr>
               <w:spacing w:before="240"/>
               <w:rPr>
                 <w:rFonts w:asciiTheme="minorHAnsi" w:eastAsia="Times New Roman" w:hAnsiTheme="minorHAnsi" w:cs="Times New Roman"/>
@@ -2212,6 +4293,36 @@
           </w:tcPr>
           <w:p>
             <w:pPr>
+              <w:rPr>
+                <w:rFonts w:asciiTheme="minorHAnsi" w:eastAsia="Times New Roman" w:hAnsiTheme="minorHAnsi" w:cs="Times New Roman"/>
+                <w:b/>
+                <w:bCs/>
+                <w:i/>
+                <w:iCs/>
+                <w:sz w:val="28"/>
+                <w:szCs w:val="28"/>
+                <w:u w:val="single"/>
+                <w:lang w:val="ru-RU"/>
+              </w:rPr>
+            </w:pPr>
+            <w:proofErr w:type="spellStart"/>
+            <w:r>
+              <w:rPr>
+                <w:rFonts w:asciiTheme="minorHAnsi" w:eastAsia="Times New Roman" w:hAnsiTheme="minorHAnsi" w:cs="Times New Roman"/>
+                <w:b/>
+                <w:bCs/>
+                <w:i/>
+                <w:iCs/>
+                <w:sz w:val="28"/>
+                <w:szCs w:val="28"/>
+                <w:u w:val="single"/>
+              </w:rPr>
+              <w:t>IDConference</w:t>
+            </w:r>
+            <w:proofErr w:type="spellEnd"/>
+          </w:p>
+          <w:p>
+            <w:pPr>
               <w:spacing w:before="240"/>
               <w:rPr>
                 <w:rFonts w:asciiTheme="minorHAnsi" w:eastAsia="Times New Roman" w:hAnsiTheme="minorHAnsi" w:cs="Times New Roman"/>
@@ -2229,13 +4340,23 @@
           <w:p>
             <w:pPr>
               <w:spacing w:before="240"/>
-              <w:rPr>
-                <w:rFonts w:asciiTheme="minorHAnsi" w:eastAsia="Times New Roman" w:hAnsiTheme="minorHAnsi" w:cs="Times New Roman"/>
-                <w:sz w:val="28"/>
-                <w:szCs w:val="28"/>
-                <w:lang w:val="ru-RU"/>
-              </w:rPr>
-            </w:pPr>
+              <w:jc w:val="center"/>
+              <w:rPr>
+                <w:rFonts w:asciiTheme="minorHAnsi" w:eastAsia="Times New Roman" w:hAnsiTheme="minorHAnsi" w:cs="Times New Roman"/>
+                <w:sz w:val="28"/>
+                <w:szCs w:val="28"/>
+                <w:lang w:val="ru-RU"/>
+              </w:rPr>
+            </w:pPr>
+            <w:r>
+              <w:rPr>
+                <w:rFonts w:asciiTheme="minorHAnsi" w:eastAsia="Times New Roman" w:hAnsiTheme="minorHAnsi" w:cs="Times New Roman"/>
+                <w:sz w:val="28"/>
+                <w:szCs w:val="28"/>
+                <w:lang w:val="ru-RU"/>
+              </w:rPr>
+              <w:t>-</w:t>
+            </w:r>
           </w:p>
         </w:tc>
         <w:tc>
@@ -2252,6 +4373,62 @@
                 <w:lang w:val="ru-RU"/>
               </w:rPr>
             </w:pPr>
+            <w:r>
+              <w:rPr>
+                <w:rFonts w:asciiTheme="minorHAnsi" w:eastAsia="Times New Roman" w:hAnsiTheme="minorHAnsi" w:cs="Times New Roman"/>
+                <w:sz w:val="28"/>
+                <w:szCs w:val="28"/>
+                <w:lang w:val="ru-RU"/>
+              </w:rPr>
+              <w:t>Идентификатор (</w:t>
+            </w:r>
+            <w:proofErr w:type="spellStart"/>
+            <w:r>
+              <w:rPr>
+                <w:rFonts w:asciiTheme="minorHAnsi" w:eastAsia="Times New Roman" w:hAnsiTheme="minorHAnsi" w:cs="Times New Roman"/>
+                <w:b/>
+                <w:bCs/>
+                <w:i/>
+                <w:iCs/>
+                <w:sz w:val="28"/>
+                <w:szCs w:val="28"/>
+                <w:u w:val="single"/>
+              </w:rPr>
+              <w:t>IDRegistra</w:t>
+            </w:r>
+            <w:r>
+              <w:rPr>
+                <w:rFonts w:asciiTheme="minorHAnsi" w:eastAsia="Times New Roman" w:hAnsiTheme="minorHAnsi" w:cs="Times New Roman"/>
+                <w:b/>
+                <w:bCs/>
+                <w:i/>
+                <w:iCs/>
+                <w:sz w:val="28"/>
+                <w:szCs w:val="28"/>
+                <w:u w:val="single"/>
+              </w:rPr>
+              <w:lastRenderedPageBreak/>
+              <w:t>tion</w:t>
+            </w:r>
+            <w:proofErr w:type="spellEnd"/>
+            <w:r>
+              <w:rPr>
+                <w:rFonts w:asciiTheme="minorHAnsi" w:eastAsia="Times New Roman" w:hAnsiTheme="minorHAnsi" w:cs="Times New Roman"/>
+                <w:sz w:val="28"/>
+                <w:szCs w:val="28"/>
+                <w:lang w:val="ru-RU"/>
+              </w:rPr>
+              <w:t>) – атрибут сущности, точно определяющий конкретный экземпляр.</w:t>
+            </w:r>
+            <w:r>
+              <w:rPr>
+                <w:rFonts w:asciiTheme="minorHAnsi" w:eastAsia="Times New Roman" w:hAnsiTheme="minorHAnsi" w:cs="Times New Roman"/>
+                <w:sz w:val="28"/>
+                <w:szCs w:val="28"/>
+                <w:lang w:val="ru-RU"/>
+              </w:rPr>
+              <w:t xml:space="preserve"> Использование минимальности недопустимо, т.к. у 2 одинаковых конференций могут быть одинаковые атрибуты кроме идентификатора.</w:t>
+            </w:r>
           </w:p>
         </w:tc>
       </w:tr>
@@ -2263,13 +4440,69 @@
           <w:p>
             <w:pPr>
               <w:spacing w:before="240"/>
-              <w:rPr>
-                <w:rFonts w:asciiTheme="minorHAnsi" w:eastAsia="Times New Roman" w:hAnsiTheme="minorHAnsi" w:cs="Times New Roman"/>
-                <w:sz w:val="28"/>
-                <w:szCs w:val="28"/>
-                <w:lang w:val="ru-RU"/>
-              </w:rPr>
-            </w:pPr>
+              <w:jc w:val="center"/>
+              <w:rPr>
+                <w:rFonts w:asciiTheme="minorHAnsi" w:eastAsia="Times New Roman" w:hAnsiTheme="minorHAnsi" w:cs="Times New Roman"/>
+                <w:b/>
+                <w:bCs/>
+                <w:sz w:val="28"/>
+                <w:szCs w:val="28"/>
+                <w:lang w:val="ru-RU"/>
+              </w:rPr>
+            </w:pPr>
+            <w:proofErr w:type="spellStart"/>
+            <w:r>
+              <w:rPr>
+                <w:rFonts w:asciiTheme="minorHAnsi" w:eastAsia="Times New Roman" w:hAnsiTheme="minorHAnsi" w:cs="Times New Roman"/>
+                <w:b/>
+                <w:bCs/>
+                <w:sz w:val="28"/>
+                <w:szCs w:val="28"/>
+              </w:rPr>
+              <w:t>Organizer</w:t>
+            </w:r>
+            <w:proofErr w:type="spellEnd"/>
+          </w:p>
+          <w:p>
+            <w:pPr>
+              <w:rPr>
+                <w:rFonts w:asciiTheme="minorHAnsi" w:eastAsia="Times New Roman" w:hAnsiTheme="minorHAnsi" w:cs="Times New Roman"/>
+                <w:b/>
+                <w:bCs/>
+                <w:i/>
+                <w:iCs/>
+                <w:sz w:val="28"/>
+                <w:szCs w:val="28"/>
+                <w:lang w:val="ru-RU"/>
+              </w:rPr>
+            </w:pPr>
+            <w:proofErr w:type="spellStart"/>
+            <w:r>
+              <w:rPr>
+                <w:rFonts w:asciiTheme="minorHAnsi" w:eastAsia="Times New Roman" w:hAnsiTheme="minorHAnsi" w:cs="Times New Roman"/>
+                <w:b/>
+                <w:bCs/>
+                <w:i/>
+                <w:iCs/>
+                <w:sz w:val="28"/>
+                <w:szCs w:val="28"/>
+                <w:u w:val="single"/>
+              </w:rPr>
+              <w:t>ID</w:t>
+            </w:r>
+            <w:r>
+              <w:rPr>
+                <w:rFonts w:asciiTheme="minorHAnsi" w:eastAsia="Times New Roman" w:hAnsiTheme="minorHAnsi" w:cs="Times New Roman"/>
+                <w:b/>
+                <w:bCs/>
+                <w:i/>
+                <w:iCs/>
+                <w:sz w:val="28"/>
+                <w:szCs w:val="28"/>
+              </w:rPr>
+              <w:t>Organizer</w:t>
+            </w:r>
+            <w:proofErr w:type="spellEnd"/>
           </w:p>
         </w:tc>
         <w:tc>
@@ -2446,6 +4679,7 @@
           <w:sz w:val="28"/>
           <w:szCs w:val="28"/>
         </w:rPr>
+        <w:lastRenderedPageBreak/>
         <w:t>Укажите политику удаления родителя. Изменение идентификаторов в рамках работы не рассматривается.</w:t>
       </w:r>
     </w:p>
@@ -2547,7 +4781,6 @@
           <w:sz w:val="28"/>
           <w:szCs w:val="28"/>
         </w:rPr>
-        <w:lastRenderedPageBreak/>
         <w:t>Подпишите кратности у обоих концов каждой связи и добавьте легенду.</w:t>
       </w:r>
     </w:p>
@@ -2584,25 +4817,7 @@
           <w:sz w:val="28"/>
           <w:szCs w:val="28"/>
         </w:rPr>
-        <w:t xml:space="preserve"> на итоговой реляционной диаграмме покажите связующее отношение и две связи </w:t>
-      </w:r>
-      <w:proofErr w:type="gramStart"/>
-      <w:r>
-        <w:rPr>
-          <w:rFonts w:asciiTheme="minorHAnsi" w:eastAsia="Times New Roman" w:hAnsiTheme="minorHAnsi" w:cs="Times New Roman"/>
-          <w:sz w:val="28"/>
-          <w:szCs w:val="28"/>
-        </w:rPr>
-        <w:t>1:N.</w:t>
-      </w:r>
-      <w:proofErr w:type="gramEnd"/>
-      <w:r>
-        <w:rPr>
-          <w:rFonts w:asciiTheme="minorHAnsi" w:eastAsia="Times New Roman" w:hAnsiTheme="minorHAnsi" w:cs="Times New Roman"/>
-          <w:sz w:val="28"/>
-          <w:szCs w:val="28"/>
-        </w:rPr>
-        <w:t xml:space="preserve"> Для 1:1 объясните, какое правило запрещает повторение FK.</w:t>
+        <w:t xml:space="preserve"> на итоговой реляционной диаграмме покажите связующее отношение и две связи 1:N. Для 1:1 объясните, какое правило запрещает повторение FK.</w:t>
       </w:r>
     </w:p>
     <w:p>
@@ -3170,6 +5385,7 @@
                 <w:sz w:val="28"/>
                 <w:szCs w:val="28"/>
               </w:rPr>
+              <w:lastRenderedPageBreak/>
               <w:t>Т5</w:t>
             </w:r>
           </w:p>
@@ -3336,7 +5552,6 @@
           <w:sz w:val="28"/>
           <w:szCs w:val="28"/>
         </w:rPr>
-        <w:lastRenderedPageBreak/>
         <w:t>В каждой ошибочной строке все остальные значения должны быть корректны. Укажите точные значения, ожидаемый результат и основание. Т2–Т4 охватывают обязательность ссылки, существование родителя и сохранение целостности при удалении.</w:t>
       </w:r>
     </w:p>
@@ -3622,6 +5837,7 @@
           <w:szCs w:val="28"/>
           <w:lang w:val="ru-RU"/>
         </w:rPr>
+        <w:lastRenderedPageBreak/>
         <w:t>Ответ: Совпадений может случайно не оказаться. Ключ должен обеспечивать уникальность во всех допустимых состояниях данных.</w:t>
       </w:r>
     </w:p>
@@ -3795,7 +6011,6 @@
           <w:szCs w:val="28"/>
           <w:lang w:val="ru-RU"/>
         </w:rPr>
-        <w:lastRenderedPageBreak/>
         <w:t>Почему введение искусственного PK не отменяет альтернативный ключ?</w:t>
       </w:r>
     </w:p>
@@ -4017,31 +6232,7 @@
           <w:szCs w:val="28"/>
           <w:lang w:val="ru-RU"/>
         </w:rPr>
-        <w:t>Ответ</w:t>
-      </w:r>
-      <w:proofErr w:type="gramStart"/>
-      <w:r>
-        <w:rPr>
-          <w:rFonts w:asciiTheme="minorHAnsi" w:eastAsia="Times New Roman" w:hAnsiTheme="minorHAnsi" w:cs="Times New Roman"/>
-          <w:b/>
-          <w:bCs/>
-          <w:sz w:val="28"/>
-          <w:szCs w:val="28"/>
-          <w:lang w:val="ru-RU"/>
-        </w:rPr>
-        <w:t>: При</w:t>
-      </w:r>
-      <w:proofErr w:type="gramEnd"/>
-      <w:r>
-        <w:rPr>
-          <w:rFonts w:asciiTheme="minorHAnsi" w:eastAsia="Times New Roman" w:hAnsiTheme="minorHAnsi" w:cs="Times New Roman"/>
-          <w:b/>
-          <w:bCs/>
-          <w:sz w:val="28"/>
-          <w:szCs w:val="28"/>
-          <w:lang w:val="ru-RU"/>
-        </w:rPr>
-        <w:t xml:space="preserve"> </w:t>
+        <w:t xml:space="preserve">Ответ: При </w:t>
       </w:r>
       <w:proofErr w:type="gramStart"/>
       <w:r>
@@ -4189,6 +6380,7 @@
           <w:szCs w:val="28"/>
           <w:lang w:val="ru-RU"/>
         </w:rPr>
+        <w:lastRenderedPageBreak/>
         <w:t>Ответ: Отдельные FK проверяют существование каждого значения. Составной FK проверяет существование именно их сочетания в одной родительской записи.</w:t>
       </w:r>
     </w:p>
@@ -4290,7 +6482,6 @@
           <w:szCs w:val="28"/>
           <w:lang w:val="ru-RU"/>
         </w:rPr>
-        <w:lastRenderedPageBreak/>
         <w:t>Какое правило вашей области остаётся за пределами PK/FK?</w:t>
       </w:r>
     </w:p>
@@ -4340,7 +6531,7 @@
 </file>
 
 <file path=word/numbering.xml><?xml version="1.0" encoding="utf-8"?>
-<w:numbering xmlns:wpc="http://schemas.microsoft.com/office/word/2010/wordprocessingCanvas" xmlns:cx="http://schemas.microsoft.com/office/drawing/2014/chartex" xmlns:cx1="http://schemas.microsoft.com/office/drawing/2015/9/8/chartex" xmlns:cx2="http://schemas.microsoft.com/office/drawing/2015/10/21/chartex" xmlns:cx3="http://schemas.microsoft.com/office/drawing/2016/5/9/chartex" xmlns:cx4="http://schemas.microsoft.com/office/drawing/2016/5/10/chartex" xmlns:cx5="http://schemas.microsoft.com/office/drawing/2016/5/11/chartex" xmlns:cx6="http://schemas.microsoft.com/office/drawing/2016/5/12/chartex" xmlns:cx7="http://schemas.microsoft.com/office/drawing/2016/5/13/chartex" xmlns:cx8="http://schemas.microsoft.com/office/drawing/2016/5/14/chartex" xmlns:mc="http://schemas.openxmlformats.org/markup-compatibility/2006" xmlns:aink="http://schemas.microsoft.com/office/drawing/2016/ink" xmlns:am3d="http://schemas.microsoft.com/office/drawing/2017/model3d" xmlns:o="urn:schemas-microsoft-com:office:office" xmlns:oel="http://schemas.microsoft.com/office/2019/extlst" xmlns:r="http://schemas.openxmlformats.org/officeDocument/2006/relationships" xmlns:m="http://schemas.openxmlformats.org/officeDocument/2006/math" xmlns:v="urn:schemas-microsoft-com:vml" xmlns:wp14="http://schemas.microsoft.com/office/word/2010/wordprocessingDrawing" xmlns:wp="http://schemas.openxmlformats.org/drawingml/2006/wordprocessingDrawing" xmlns:w10="urn:schemas-microsoft-com:office:word" xmlns:w="http://schemas.openxmlformats.org/wordprocessingml/2006/main" xmlns:w14="http://schemas.microsoft.com/office/word/2010/wordml" xmlns:w15="http://schemas.microsoft.com/office/word/2012/wordml" xmlns:w16cex="http://schemas.microsoft.com/office/word/2018/wordml/cex" xmlns:w16cid="http://schemas.microsoft.com/office/word/2016/wordml/cid" xmlns:w16="http://schemas.microsoft.com/office/word/2018/wordml" xmlns:w16du="http://schemas.microsoft.com/office/word/2023/wordml/word16du" xmlns:w16sdtdh="http://schemas.microsoft.com/office/word/2020/wordml/sdtdatahash" xmlns:w16sdtfl="http://schemas.microsoft.com/office/word/2024/wordml/sdtformatlock" xmlns:w16se="http://schemas.microsoft.com/office/word/2015/wordml/symex" xmlns:wpg="http://schemas.microsoft.com/office/word/2010/wordprocessingGroup" xmlns:wpi="http://schemas.microsoft.com/office/word/2010/wordprocessingInk" xmlns:wne="http://schemas.microsoft.com/office/word/2006/wordml" xmlns:wps="http://schemas.microsoft.com/office/word/2010/wordprocessingShape" mc:Ignorable="w14 w15 w16se w16cid w16 w16cex w16sdtdh w16sdtfl w16du wp14">
+<w:numbering xmlns:wpc="http://schemas.microsoft.com/office/word/2010/wordprocessingCanvas" xmlns:cx="http://schemas.microsoft.com/office/drawing/2014/chartex" xmlns:cx1="http://schemas.microsoft.com/office/drawing/2015/9/8/chartex" xmlns:cx2="http://schemas.microsoft.com/office/drawing/2015/10/21/chartex" xmlns:cx3="http://schemas.microsoft.com/office/drawing/2016/5/9/chartex" xmlns:cx4="http://schemas.microsoft.com/office/drawing/2016/5/10/chartex" xmlns:cx5="http://schemas.microsoft.com/office/drawing/2016/5/11/chartex" xmlns:cx6="http://schemas.microsoft.com/office/drawing/2016/5/12/chartex" xmlns:cx7="http://schemas.microsoft.com/office/drawing/2016/5/13/chartex" xmlns:cx8="http://schemas.microsoft.com/office/drawing/2016/5/14/chartex" xmlns:mc="http://schemas.openxmlformats.org/markup-compatibility/2006" xmlns:aink="http://schemas.microsoft.com/office/drawing/2016/ink" xmlns:am3d="http://schemas.microsoft.com/office/drawing/2017/model3d" xmlns:o="urn:schemas-microsoft-com:office:office" xmlns:oel="http://schemas.microsoft.com/office/2019/extlst" xmlns:r="http://schemas.openxmlformats.org/officeDocument/2006/relationships" xmlns:m="http://schemas.openxmlformats.org/officeDocument/2006/math" xmlns:v="urn:schemas-microsoft-com:vml" xmlns:wp14="http://schemas.microsoft.com/office/word/2010/wordprocessingDrawing" xmlns:wp="http://schemas.openxmlformats.org/drawingml/2006/wordprocessingDrawing" xmlns:w10="urn:schemas-microsoft-com:office:word" xmlns:w="http://schemas.openxmlformats.org/wordprocessingml/2006/main" xmlns:w14="http://schemas.microsoft.com/office/word/2010/wordml" xmlns:w15="http://schemas.microsoft.com/office/word/2012/wordml" xmlns:w16cex="http://schemas.microsoft.com/office/word/2018/wordml/cex" xmlns:w16cid="http://schemas.microsoft.com/office/word/2016/wordml/cid" xmlns:w16="http://schemas.microsoft.com/office/word/2018/wordml" xmlns:w16sdtdh="http://schemas.microsoft.com/office/word/2020/wordml/sdtdatahash" xmlns:w16se="http://schemas.microsoft.com/office/word/2015/wordml/symex" xmlns:wpg="http://schemas.microsoft.com/office/word/2010/wordprocessingGroup" xmlns:wpi="http://schemas.microsoft.com/office/word/2010/wordprocessingInk" xmlns:wne="http://schemas.microsoft.com/office/word/2006/wordml" xmlns:wps="http://schemas.microsoft.com/office/word/2010/wordprocessingShape" mc:Ignorable="w14 w15 w16se w16cid w16 w16cex w16sdtdh wp14">
   <w:abstractNum w:abstractNumId="0" w15:restartNumberingAfterBreak="0">
     <w:nsid w:val="1B717F93"/>
     <w:multiLevelType w:val="multilevel"/>
@@ -5157,7 +7348,7 @@
 </file>
 
 <file path=word/styles.xml><?xml version="1.0" encoding="utf-8"?>
-<w:styles xmlns:mc="http://schemas.openxmlformats.org/markup-compatibility/2006" xmlns:r="http://schemas.openxmlformats.org/officeDocument/2006/relationships" xmlns:w="http://schemas.openxmlformats.org/wordprocessingml/2006/main" xmlns:w14="http://schemas.microsoft.com/office/word/2010/wordml" xmlns:w15="http://schemas.microsoft.com/office/word/2012/wordml" xmlns:w16cex="http://schemas.microsoft.com/office/word/2018/wordml/cex" xmlns:w16cid="http://schemas.microsoft.com/office/word/2016/wordml/cid" xmlns:w16="http://schemas.microsoft.com/office/word/2018/wordml" xmlns:w16du="http://schemas.microsoft.com/office/word/2023/wordml/word16du" xmlns:w16sdtdh="http://schemas.microsoft.com/office/word/2020/wordml/sdtdatahash" xmlns:w16sdtfl="http://schemas.microsoft.com/office/word/2024/wordml/sdtformatlock" xmlns:w16se="http://schemas.microsoft.com/office/word/2015/wordml/symex" mc:Ignorable="w14 w15 w16se w16cid w16 w16cex w16sdtdh w16sdtfl w16du">
+<w:styles xmlns:mc="http://schemas.openxmlformats.org/markup-compatibility/2006" xmlns:r="http://schemas.openxmlformats.org/officeDocument/2006/relationships" xmlns:w="http://schemas.openxmlformats.org/wordprocessingml/2006/main" xmlns:w14="http://schemas.microsoft.com/office/word/2010/wordml" xmlns:w15="http://schemas.microsoft.com/office/word/2012/wordml" xmlns:w16cex="http://schemas.microsoft.com/office/word/2018/wordml/cex" xmlns:w16cid="http://schemas.microsoft.com/office/word/2016/wordml/cid" xmlns:w16="http://schemas.microsoft.com/office/word/2018/wordml" xmlns:w16sdtdh="http://schemas.microsoft.com/office/word/2020/wordml/sdtdatahash" xmlns:w16se="http://schemas.microsoft.com/office/word/2015/wordml/symex" mc:Ignorable="w14 w15 w16se w16cid w16 w16cex w16sdtdh">
   <w:docDefaults>
     <w:rPrDefault>
       <w:rPr>
@@ -5556,7 +7747,7 @@
   <w:style w:type="paragraph" w:default="1" w:styleId="a">
     <w:name w:val="Normal"/>
     <w:qFormat/>
-    <w:rsid w:val="00BD187F"/>
+    <w:rsid w:val="00AC04D5"/>
     <w:pPr>
       <w:spacing w:line="259" w:lineRule="auto"/>
     </w:pPr>
